--- a/KHBD_Tin_học/Lớp_8/Tuần_08/KHBD_Tin_hoc_Lớp_8_Tiet08_Bai_5_Su_dung_bang_tinh_giai_quyet_bai_toan_thuc_te_Tiet_1.docx
+++ b/KHBD_Tin_học/Lớp_8/Tuần_08/KHBD_Tin_hoc_Lớp_8_Tiet08_Bai_5_Su_dung_bang_tinh_giai_quyet_bai_toan_thuc_te_Tiet_1.docx
@@ -35,10 +35,15 @@
               <w:spacing w:line="276" w:lineRule="auto" w:after="40"/>
               <w:jc w:val="left"/>
             </w:pPr>
-            <w:r/>
-            <w:r>
-              <w:rPr>
-                <w:rFonts w:ascii="Times New Roman" w:hAnsi="Times New Roman" w:eastAsia="Times New Roman"/>
+            <w:r>
+              <w:rPr>
+                <w:rFonts w:ascii="Times New Roman" w:hAnsi="Times New Roman" w:cs="Times New Roman"/>
+                <w:sz w:val="26"/>
+              </w:rPr>
+            </w:r>
+            <w:r>
+              <w:rPr>
+                <w:rFonts w:ascii="Times New Roman" w:hAnsi="Times New Roman" w:eastAsia="Times New Roman" w:cs="Times New Roman"/>
                 <w:b/>
                 <w:i w:val="0"/>
                 <w:sz w:val="26"/>
@@ -62,10 +67,15 @@
               <w:spacing w:line="276" w:lineRule="auto" w:after="40"/>
               <w:jc w:val="left"/>
             </w:pPr>
-            <w:r/>
-            <w:r>
-              <w:rPr>
-                <w:rFonts w:ascii="Times New Roman" w:hAnsi="Times New Roman" w:eastAsia="Times New Roman"/>
+            <w:r>
+              <w:rPr>
+                <w:rFonts w:ascii="Times New Roman" w:hAnsi="Times New Roman" w:cs="Times New Roman"/>
+                <w:sz w:val="26"/>
+              </w:rPr>
+            </w:r>
+            <w:r>
+              <w:rPr>
+                <w:rFonts w:ascii="Times New Roman" w:hAnsi="Times New Roman" w:eastAsia="Times New Roman" w:cs="Times New Roman"/>
                 <w:b w:val="0"/>
                 <w:i w:val="0"/>
                 <w:sz w:val="26"/>
@@ -91,10 +101,15 @@
               <w:spacing w:line="276" w:lineRule="auto" w:after="40"/>
               <w:jc w:val="left"/>
             </w:pPr>
-            <w:r/>
-            <w:r>
-              <w:rPr>
-                <w:rFonts w:ascii="Times New Roman" w:hAnsi="Times New Roman" w:eastAsia="Times New Roman"/>
+            <w:r>
+              <w:rPr>
+                <w:rFonts w:ascii="Times New Roman" w:hAnsi="Times New Roman" w:cs="Times New Roman"/>
+                <w:sz w:val="26"/>
+              </w:rPr>
+            </w:r>
+            <w:r>
+              <w:rPr>
+                <w:rFonts w:ascii="Times New Roman" w:hAnsi="Times New Roman" w:eastAsia="Times New Roman" w:cs="Times New Roman"/>
                 <w:b w:val="0"/>
                 <w:i w:val="0"/>
                 <w:sz w:val="26"/>
@@ -118,10 +133,15 @@
               <w:spacing w:line="276" w:lineRule="auto" w:after="40"/>
               <w:jc w:val="left"/>
             </w:pPr>
-            <w:r/>
-            <w:r>
-              <w:rPr>
-                <w:rFonts w:ascii="Times New Roman" w:hAnsi="Times New Roman" w:eastAsia="Times New Roman"/>
+            <w:r>
+              <w:rPr>
+                <w:rFonts w:ascii="Times New Roman" w:hAnsi="Times New Roman" w:cs="Times New Roman"/>
+                <w:sz w:val="26"/>
+              </w:rPr>
+            </w:r>
+            <w:r>
+              <w:rPr>
+                <w:rFonts w:ascii="Times New Roman" w:hAnsi="Times New Roman" w:eastAsia="Times New Roman" w:cs="Times New Roman"/>
                 <w:b w:val="0"/>
                 <w:i w:val="0"/>
                 <w:sz w:val="26"/>
@@ -136,7 +156,7 @@
             </w:pPr>
             <w:r>
               <w:rPr>
-                <w:rFonts w:ascii="Times New Roman" w:hAnsi="Times New Roman" w:eastAsia="Times New Roman"/>
+                <w:rFonts w:ascii="Times New Roman" w:hAnsi="Times New Roman" w:eastAsia="Times New Roman" w:cs="Times New Roman"/>
                 <w:b w:val="0"/>
                 <w:i w:val="0"/>
                 <w:sz w:val="26"/>
@@ -151,7 +171,7 @@
             </w:pPr>
             <w:r>
               <w:rPr>
-                <w:rFonts w:ascii="Times New Roman" w:hAnsi="Times New Roman" w:eastAsia="Times New Roman"/>
+                <w:rFonts w:ascii="Times New Roman" w:hAnsi="Times New Roman" w:eastAsia="Times New Roman" w:cs="Times New Roman"/>
                 <w:b w:val="0"/>
                 <w:i w:val="0"/>
                 <w:sz w:val="26"/>
@@ -176,7 +196,7 @@
       </w:pPr>
       <w:r>
         <w:rPr>
-          <w:rFonts w:ascii="Times New Roman" w:hAnsi="Times New Roman" w:eastAsia="Times New Roman"/>
+          <w:rFonts w:ascii="Times New Roman" w:hAnsi="Times New Roman" w:eastAsia="Times New Roman" w:cs="Times New Roman"/>
           <w:b/>
           <w:i w:val="0"/>
           <w:sz w:val="26"/>
@@ -191,7 +211,7 @@
       </w:pPr>
       <w:r>
         <w:rPr>
-          <w:rFonts w:ascii="Times New Roman" w:hAnsi="Times New Roman" w:eastAsia="Times New Roman"/>
+          <w:rFonts w:ascii="Times New Roman" w:hAnsi="Times New Roman" w:eastAsia="Times New Roman" w:cs="Times New Roman"/>
           <w:b/>
           <w:i/>
           <w:sz w:val="26"/>
@@ -206,7 +226,7 @@
       </w:pPr>
       <w:r>
         <w:rPr>
-          <w:rFonts w:ascii="Times New Roman" w:hAnsi="Times New Roman" w:eastAsia="Times New Roman"/>
+          <w:rFonts w:ascii="Times New Roman" w:hAnsi="Times New Roman" w:eastAsia="Times New Roman" w:cs="Times New Roman"/>
           <w:b/>
           <w:i/>
           <w:sz w:val="26"/>
@@ -221,7 +241,7 @@
       </w:pPr>
       <w:r>
         <w:rPr>
-          <w:rFonts w:ascii="Times New Roman" w:hAnsi="Times New Roman" w:eastAsia="Times New Roman"/>
+          <w:rFonts w:ascii="Times New Roman" w:hAnsi="Times New Roman" w:eastAsia="Times New Roman" w:cs="Times New Roman"/>
           <w:b/>
           <w:i w:val="0"/>
           <w:sz w:val="26"/>
@@ -237,7 +257,7 @@
       </w:pPr>
       <w:r>
         <w:rPr>
-          <w:rFonts w:ascii="Times New Roman" w:hAnsi="Times New Roman" w:eastAsia="Times New Roman"/>
+          <w:rFonts w:ascii="Times New Roman" w:hAnsi="Times New Roman" w:eastAsia="Times New Roman" w:cs="Times New Roman"/>
           <w:b/>
           <w:i w:val="0"/>
           <w:sz w:val="26"/>
@@ -253,7 +273,7 @@
       </w:pPr>
       <w:r>
         <w:rPr>
-          <w:rFonts w:ascii="Times New Roman" w:hAnsi="Times New Roman" w:eastAsia="Times New Roman"/>
+          <w:rFonts w:ascii="Times New Roman" w:hAnsi="Times New Roman" w:eastAsia="Times New Roman" w:cs="Times New Roman"/>
           <w:b/>
           <w:i w:val="0"/>
           <w:sz w:val="26"/>
@@ -269,7 +289,7 @@
       </w:pPr>
       <w:r>
         <w:rPr>
-          <w:rFonts w:ascii="Times New Roman" w:hAnsi="Times New Roman" w:eastAsia="Times New Roman"/>
+          <w:rFonts w:ascii="Times New Roman" w:hAnsi="Times New Roman" w:eastAsia="Times New Roman" w:cs="Times New Roman"/>
           <w:b w:val="0"/>
           <w:i w:val="0"/>
           <w:sz w:val="26"/>
@@ -285,7 +305,7 @@
       </w:pPr>
       <w:r>
         <w:rPr>
-          <w:rFonts w:ascii="Times New Roman" w:hAnsi="Times New Roman" w:eastAsia="Times New Roman"/>
+          <w:rFonts w:ascii="Times New Roman" w:hAnsi="Times New Roman" w:eastAsia="Times New Roman" w:cs="Times New Roman"/>
           <w:b/>
           <w:i w:val="0"/>
           <w:sz w:val="26"/>
@@ -301,7 +321,7 @@
       </w:pPr>
       <w:r>
         <w:rPr>
-          <w:rFonts w:ascii="Times New Roman" w:hAnsi="Times New Roman" w:eastAsia="Times New Roman"/>
+          <w:rFonts w:ascii="Times New Roman" w:hAnsi="Times New Roman" w:eastAsia="Times New Roman" w:cs="Times New Roman"/>
           <w:b/>
           <w:i w:val="0"/>
           <w:sz w:val="26"/>
@@ -317,13 +337,21 @@
       </w:pPr>
       <w:r>
         <w:rPr>
-          <w:rFonts w:ascii="Times New Roman" w:hAnsi="Times New Roman" w:eastAsia="Times New Roman"/>
+          <w:rFonts w:ascii="Times New Roman" w:hAnsi="Times New Roman" w:eastAsia="Times New Roman" w:cs="Times New Roman"/>
           <w:b w:val="0"/>
           <w:i w:val="0"/>
           <w:sz w:val="26"/>
         </w:rPr>
         <w:t>- NLc (Giải quyết vấn đề với sự hỗ trợ của ICT): Phân tích vấn đề, xác định quy trình xử lý dữ liệu và giải quyết bài toán trong bài Bài 5. Sử dụng bảng tính giải quyết bài toán thực tế (Tiết 1). (Đạt được thông qua Hoạt động 2, Hoạt động 3)</w:t>
       </w:r>
+      <w:r>
+        <w:rPr>
+          <w:rFonts w:ascii="Times New Roman" w:hAnsi="Times New Roman" w:cs="Times New Roman"/>
+          <w:i/>
+          <w:sz w:val="26"/>
+        </w:rPr>
+        <w:t xml:space="preserve"> (Trang SGK: 21 - 24 (Kết nối tri thức))</w:t>
+      </w:r>
     </w:p>
     <w:p>
       <w:pPr>
@@ -333,7 +361,7 @@
       </w:pPr>
       <w:r>
         <w:rPr>
-          <w:rFonts w:ascii="Times New Roman" w:hAnsi="Times New Roman" w:eastAsia="Times New Roman"/>
+          <w:rFonts w:ascii="Times New Roman" w:hAnsi="Times New Roman" w:eastAsia="Times New Roman" w:cs="Times New Roman"/>
           <w:b w:val="0"/>
           <w:i w:val="0"/>
           <w:sz w:val="26"/>
@@ -349,7 +377,7 @@
       </w:pPr>
       <w:r>
         <w:rPr>
-          <w:rFonts w:ascii="Times New Roman" w:hAnsi="Times New Roman" w:eastAsia="Times New Roman"/>
+          <w:rFonts w:ascii="Times New Roman" w:hAnsi="Times New Roman" w:eastAsia="Times New Roman" w:cs="Times New Roman"/>
           <w:b/>
           <w:i w:val="0"/>
           <w:sz w:val="26"/>
@@ -365,7 +393,7 @@
       </w:pPr>
       <w:r>
         <w:rPr>
-          <w:rFonts w:ascii="Times New Roman" w:hAnsi="Times New Roman" w:eastAsia="Times New Roman"/>
+          <w:rFonts w:ascii="Times New Roman" w:hAnsi="Times New Roman" w:eastAsia="Times New Roman" w:cs="Times New Roman"/>
           <w:b w:val="0"/>
           <w:i w:val="0"/>
           <w:sz w:val="26"/>
@@ -381,7 +409,7 @@
       </w:pPr>
       <w:r>
         <w:rPr>
-          <w:rFonts w:ascii="Times New Roman" w:hAnsi="Times New Roman" w:eastAsia="Times New Roman"/>
+          <w:rFonts w:ascii="Times New Roman" w:hAnsi="Times New Roman" w:eastAsia="Times New Roman" w:cs="Times New Roman"/>
           <w:b w:val="0"/>
           <w:i w:val="0"/>
           <w:sz w:val="26"/>
@@ -397,7 +425,7 @@
       </w:pPr>
       <w:r>
         <w:rPr>
-          <w:rFonts w:ascii="Times New Roman" w:hAnsi="Times New Roman" w:eastAsia="Times New Roman"/>
+          <w:rFonts w:ascii="Times New Roman" w:hAnsi="Times New Roman" w:eastAsia="Times New Roman" w:cs="Times New Roman"/>
           <w:b/>
           <w:i w:val="0"/>
           <w:sz w:val="26"/>
@@ -413,7 +441,7 @@
       </w:pPr>
       <w:r>
         <w:rPr>
-          <w:rFonts w:ascii="Times New Roman" w:hAnsi="Times New Roman" w:eastAsia="Times New Roman"/>
+          <w:rFonts w:ascii="Times New Roman" w:hAnsi="Times New Roman" w:eastAsia="Times New Roman" w:cs="Times New Roman"/>
           <w:b w:val="0"/>
           <w:i w:val="0"/>
           <w:sz w:val="26"/>
@@ -429,7 +457,7 @@
       </w:pPr>
       <w:r>
         <w:rPr>
-          <w:rFonts w:ascii="Times New Roman" w:hAnsi="Times New Roman" w:eastAsia="Times New Roman"/>
+          <w:rFonts w:ascii="Times New Roman" w:hAnsi="Times New Roman" w:eastAsia="Times New Roman" w:cs="Times New Roman"/>
           <w:b w:val="0"/>
           <w:i w:val="0"/>
           <w:sz w:val="26"/>
@@ -445,7 +473,7 @@
       </w:pPr>
       <w:r>
         <w:rPr>
-          <w:rFonts w:ascii="Times New Roman" w:hAnsi="Times New Roman" w:eastAsia="Times New Roman"/>
+          <w:rFonts w:ascii="Times New Roman" w:hAnsi="Times New Roman" w:eastAsia="Times New Roman" w:cs="Times New Roman"/>
           <w:b w:val="0"/>
           <w:i w:val="0"/>
           <w:sz w:val="26"/>
@@ -455,13 +483,87 @@
     </w:p>
     <w:p>
       <w:pPr>
+        <w:spacing w:before="80" w:after="40"/>
+        <w:ind w:left="360" w:firstLine="0"/>
+      </w:pPr>
+      <w:r>
+        <w:rPr>
+          <w:rFonts w:ascii="Times New Roman" w:hAnsi="Times New Roman" w:cs="Times New Roman"/>
+          <w:b/>
+          <w:sz w:val="26"/>
+        </w:rPr>
+        <w:t>2.4. Năng lực Trí tuệ nhân tạo (AI) được phát triển:</w:t>
+      </w:r>
+    </w:p>
+    <w:p>
+      <w:pPr>
+        <w:spacing w:before="40" w:after="40"/>
+        <w:ind w:left="720" w:hanging="360"/>
+      </w:pPr>
+      <w:r>
+        <w:rPr>
+          <w:rFonts w:ascii="Times New Roman" w:hAnsi="Times New Roman" w:cs="Times New Roman"/>
+          <w:b w:val="0"/>
+          <w:sz w:val="26"/>
+        </w:rPr>
+        <w:t xml:space="preserve">- </w:t>
+      </w:r>
+      <w:r>
+        <w:rPr>
+          <w:rFonts w:ascii="Times New Roman" w:hAnsi="Times New Roman" w:cs="Times New Roman"/>
+          <w:b/>
+          <w:sz w:val="26"/>
+        </w:rPr>
+        <w:t xml:space="preserve">8.C4.1: </w:t>
+      </w:r>
+      <w:r>
+        <w:rPr>
+          <w:rFonts w:ascii="Times New Roman" w:hAnsi="Times New Roman" w:cs="Times New Roman"/>
+          <w:b w:val="0"/>
+          <w:sz w:val="26"/>
+        </w:rPr>
+        <w:t>Hiểu được vai trò của dữ liệu có cấu trúc trong bảng tính là nguồn dữ liệu đầu vào cho các thuật toán phân tích và AI (Đạt được thông qua Hoạt động 2).</w:t>
+      </w:r>
+    </w:p>
+    <w:p>
+      <w:pPr>
+        <w:spacing w:before="40" w:after="40"/>
+        <w:ind w:left="720" w:hanging="360"/>
+      </w:pPr>
+      <w:r>
+        <w:rPr>
+          <w:rFonts w:ascii="Times New Roman" w:hAnsi="Times New Roman" w:cs="Times New Roman"/>
+          <w:b w:val="0"/>
+          <w:sz w:val="26"/>
+        </w:rPr>
+        <w:t xml:space="preserve">- </w:t>
+      </w:r>
+      <w:r>
+        <w:rPr>
+          <w:rFonts w:ascii="Times New Roman" w:hAnsi="Times New Roman" w:cs="Times New Roman"/>
+          <w:b/>
+          <w:sz w:val="26"/>
+        </w:rPr>
+        <w:t xml:space="preserve">8.D1.1: </w:t>
+      </w:r>
+      <w:r>
+        <w:rPr>
+          <w:rFonts w:ascii="Times New Roman" w:hAnsi="Times New Roman" w:cs="Times New Roman"/>
+          <w:b w:val="0"/>
+          <w:sz w:val="26"/>
+        </w:rPr>
+        <w:t>Biết sử dụng công thức và hàm toán học để giải quyết bài toán thực tế, mô phỏng quá trình xử lý logic của máy tính (Đạt được thông qua Hoạt động 2, Hoạt động 3).</w:t>
+      </w:r>
+    </w:p>
+    <w:p>
+      <w:pPr>
         <w:spacing w:line="276" w:lineRule="auto" w:after="60" w:before="0"/>
         <w:ind w:firstLine="284"/>
         <w:jc w:val="both"/>
       </w:pPr>
       <w:r>
         <w:rPr>
-          <w:rFonts w:ascii="Times New Roman" w:hAnsi="Times New Roman" w:eastAsia="Times New Roman"/>
+          <w:rFonts w:ascii="Times New Roman" w:hAnsi="Times New Roman" w:eastAsia="Times New Roman" w:cs="Times New Roman"/>
           <w:b/>
           <w:i w:val="0"/>
           <w:sz w:val="26"/>
@@ -477,7 +579,7 @@
       </w:pPr>
       <w:r>
         <w:rPr>
-          <w:rFonts w:ascii="Times New Roman" w:hAnsi="Times New Roman" w:eastAsia="Times New Roman"/>
+          <w:rFonts w:ascii="Times New Roman" w:hAnsi="Times New Roman" w:eastAsia="Times New Roman" w:cs="Times New Roman"/>
           <w:b w:val="0"/>
           <w:i w:val="0"/>
           <w:sz w:val="26"/>
@@ -493,7 +595,7 @@
       </w:pPr>
       <w:r>
         <w:rPr>
-          <w:rFonts w:ascii="Times New Roman" w:hAnsi="Times New Roman" w:eastAsia="Times New Roman"/>
+          <w:rFonts w:ascii="Times New Roman" w:hAnsi="Times New Roman" w:eastAsia="Times New Roman" w:cs="Times New Roman"/>
           <w:b w:val="0"/>
           <w:i w:val="0"/>
           <w:sz w:val="26"/>
@@ -509,7 +611,7 @@
       </w:pPr>
       <w:r>
         <w:rPr>
-          <w:rFonts w:ascii="Times New Roman" w:hAnsi="Times New Roman" w:eastAsia="Times New Roman"/>
+          <w:rFonts w:ascii="Times New Roman" w:hAnsi="Times New Roman" w:eastAsia="Times New Roman" w:cs="Times New Roman"/>
           <w:b w:val="0"/>
           <w:i w:val="0"/>
           <w:sz w:val="26"/>
@@ -525,7 +627,7 @@
       </w:pPr>
       <w:r>
         <w:rPr>
-          <w:rFonts w:ascii="Times New Roman" w:hAnsi="Times New Roman" w:eastAsia="Times New Roman"/>
+          <w:rFonts w:ascii="Times New Roman" w:hAnsi="Times New Roman" w:eastAsia="Times New Roman" w:cs="Times New Roman"/>
           <w:b/>
           <w:i w:val="0"/>
           <w:sz w:val="26"/>
@@ -541,7 +643,7 @@
       </w:pPr>
       <w:r>
         <w:rPr>
-          <w:rFonts w:ascii="Times New Roman" w:hAnsi="Times New Roman" w:eastAsia="Times New Roman"/>
+          <w:rFonts w:ascii="Times New Roman" w:hAnsi="Times New Roman" w:eastAsia="Times New Roman" w:cs="Times New Roman"/>
           <w:b/>
           <w:i w:val="0"/>
           <w:sz w:val="26"/>
@@ -557,7 +659,7 @@
       </w:pPr>
       <w:r>
         <w:rPr>
-          <w:rFonts w:ascii="Times New Roman" w:hAnsi="Times New Roman" w:eastAsia="Times New Roman"/>
+          <w:rFonts w:ascii="Times New Roman" w:hAnsi="Times New Roman" w:eastAsia="Times New Roman" w:cs="Times New Roman"/>
           <w:b w:val="0"/>
           <w:i w:val="0"/>
           <w:sz w:val="26"/>
@@ -573,7 +675,7 @@
       </w:pPr>
       <w:r>
         <w:rPr>
-          <w:rFonts w:ascii="Times New Roman" w:hAnsi="Times New Roman" w:eastAsia="Times New Roman"/>
+          <w:rFonts w:ascii="Times New Roman" w:hAnsi="Times New Roman" w:eastAsia="Times New Roman" w:cs="Times New Roman"/>
           <w:b w:val="0"/>
           <w:i w:val="0"/>
           <w:sz w:val="26"/>
@@ -589,7 +691,7 @@
       </w:pPr>
       <w:r>
         <w:rPr>
-          <w:rFonts w:ascii="Times New Roman" w:hAnsi="Times New Roman" w:eastAsia="Times New Roman"/>
+          <w:rFonts w:ascii="Times New Roman" w:hAnsi="Times New Roman" w:eastAsia="Times New Roman" w:cs="Times New Roman"/>
           <w:b/>
           <w:i w:val="0"/>
           <w:sz w:val="26"/>
@@ -605,7 +707,7 @@
       </w:pPr>
       <w:r>
         <w:rPr>
-          <w:rFonts w:ascii="Times New Roman" w:hAnsi="Times New Roman" w:eastAsia="Times New Roman"/>
+          <w:rFonts w:ascii="Times New Roman" w:hAnsi="Times New Roman" w:eastAsia="Times New Roman" w:cs="Times New Roman"/>
           <w:b w:val="0"/>
           <w:i w:val="0"/>
           <w:sz w:val="26"/>
@@ -621,7 +723,7 @@
       </w:pPr>
       <w:r>
         <w:rPr>
-          <w:rFonts w:ascii="Times New Roman" w:hAnsi="Times New Roman" w:eastAsia="Times New Roman"/>
+          <w:rFonts w:ascii="Times New Roman" w:hAnsi="Times New Roman" w:eastAsia="Times New Roman" w:cs="Times New Roman"/>
           <w:b w:val="0"/>
           <w:i w:val="0"/>
           <w:sz w:val="26"/>
@@ -637,7 +739,7 @@
       </w:pPr>
       <w:r>
         <w:rPr>
-          <w:rFonts w:ascii="Times New Roman" w:hAnsi="Times New Roman" w:eastAsia="Times New Roman"/>
+          <w:rFonts w:ascii="Times New Roman" w:hAnsi="Times New Roman" w:eastAsia="Times New Roman" w:cs="Times New Roman"/>
           <w:b/>
           <w:i w:val="0"/>
           <w:sz w:val="26"/>
@@ -653,7 +755,7 @@
       </w:pPr>
       <w:r>
         <w:rPr>
-          <w:rFonts w:ascii="Times New Roman" w:hAnsi="Times New Roman" w:eastAsia="Times New Roman"/>
+          <w:rFonts w:ascii="Times New Roman" w:hAnsi="Times New Roman" w:eastAsia="Times New Roman" w:cs="Times New Roman"/>
           <w:b/>
           <w:i w:val="0"/>
           <w:sz w:val="26"/>
@@ -669,7 +771,7 @@
       </w:pPr>
       <w:r>
         <w:rPr>
-          <w:rFonts w:ascii="Times New Roman" w:hAnsi="Times New Roman" w:eastAsia="Times New Roman"/>
+          <w:rFonts w:ascii="Times New Roman" w:hAnsi="Times New Roman" w:eastAsia="Times New Roman" w:cs="Times New Roman"/>
           <w:b/>
           <w:i w:val="0"/>
           <w:sz w:val="26"/>
@@ -678,7 +780,7 @@
       </w:r>
       <w:r>
         <w:rPr>
-          <w:rFonts w:ascii="Times New Roman" w:hAnsi="Times New Roman" w:eastAsia="Times New Roman"/>
+          <w:rFonts w:ascii="Times New Roman" w:hAnsi="Times New Roman" w:eastAsia="Times New Roman" w:cs="Times New Roman"/>
           <w:b w:val="0"/>
           <w:i/>
           <w:sz w:val="26"/>
@@ -694,7 +796,7 @@
       </w:pPr>
       <w:r>
         <w:rPr>
-          <w:rFonts w:ascii="Times New Roman" w:hAnsi="Times New Roman" w:eastAsia="Times New Roman"/>
+          <w:rFonts w:ascii="Times New Roman" w:hAnsi="Times New Roman" w:eastAsia="Times New Roman" w:cs="Times New Roman"/>
           <w:b/>
           <w:i w:val="0"/>
           <w:sz w:val="26"/>
@@ -703,7 +805,7 @@
       </w:r>
       <w:r>
         <w:rPr>
-          <w:rFonts w:ascii="Times New Roman" w:hAnsi="Times New Roman" w:eastAsia="Times New Roman"/>
+          <w:rFonts w:ascii="Times New Roman" w:hAnsi="Times New Roman" w:eastAsia="Times New Roman" w:cs="Times New Roman"/>
           <w:b w:val="0"/>
           <w:i/>
           <w:sz w:val="26"/>
@@ -719,7 +821,7 @@
       </w:pPr>
       <w:r>
         <w:rPr>
-          <w:rFonts w:ascii="Times New Roman" w:hAnsi="Times New Roman" w:eastAsia="Times New Roman"/>
+          <w:rFonts w:ascii="Times New Roman" w:hAnsi="Times New Roman" w:eastAsia="Times New Roman" w:cs="Times New Roman"/>
           <w:b/>
           <w:i w:val="0"/>
           <w:sz w:val="26"/>
@@ -728,7 +830,7 @@
       </w:r>
       <w:r>
         <w:rPr>
-          <w:rFonts w:ascii="Times New Roman" w:hAnsi="Times New Roman" w:eastAsia="Times New Roman"/>
+          <w:rFonts w:ascii="Times New Roman" w:hAnsi="Times New Roman" w:eastAsia="Times New Roman" w:cs="Times New Roman"/>
           <w:b w:val="0"/>
           <w:i/>
           <w:sz w:val="26"/>
@@ -744,7 +846,7 @@
       </w:pPr>
       <w:r>
         <w:rPr>
-          <w:rFonts w:ascii="Times New Roman" w:hAnsi="Times New Roman" w:eastAsia="Times New Roman"/>
+          <w:rFonts w:ascii="Times New Roman" w:hAnsi="Times New Roman" w:eastAsia="Times New Roman" w:cs="Times New Roman"/>
           <w:b/>
           <w:i w:val="0"/>
           <w:sz w:val="26"/>
@@ -785,10 +887,15 @@
               <w:spacing w:line="276" w:lineRule="auto" w:after="40"/>
               <w:jc w:val="center"/>
             </w:pPr>
-            <w:r/>
-            <w:r>
-              <w:rPr>
-                <w:rFonts w:ascii="Times New Roman" w:hAnsi="Times New Roman" w:eastAsia="Times New Roman"/>
+            <w:r>
+              <w:rPr>
+                <w:rFonts w:ascii="Times New Roman" w:hAnsi="Times New Roman" w:cs="Times New Roman"/>
+                <w:sz w:val="26"/>
+              </w:rPr>
+            </w:r>
+            <w:r>
+              <w:rPr>
+                <w:rFonts w:ascii="Times New Roman" w:hAnsi="Times New Roman" w:eastAsia="Times New Roman" w:cs="Times New Roman"/>
                 <w:b/>
                 <w:i w:val="0"/>
                 <w:sz w:val="26"/>
@@ -812,10 +919,15 @@
               <w:spacing w:line="276" w:lineRule="auto" w:after="40"/>
               <w:jc w:val="center"/>
             </w:pPr>
-            <w:r/>
-            <w:r>
-              <w:rPr>
-                <w:rFonts w:ascii="Times New Roman" w:hAnsi="Times New Roman" w:eastAsia="Times New Roman"/>
+            <w:r>
+              <w:rPr>
+                <w:rFonts w:ascii="Times New Roman" w:hAnsi="Times New Roman" w:cs="Times New Roman"/>
+                <w:sz w:val="26"/>
+              </w:rPr>
+            </w:r>
+            <w:r>
+              <w:rPr>
+                <w:rFonts w:ascii="Times New Roman" w:hAnsi="Times New Roman" w:eastAsia="Times New Roman" w:cs="Times New Roman"/>
                 <w:b/>
                 <w:i w:val="0"/>
                 <w:sz w:val="26"/>
@@ -838,168 +950,113 @@
           </w:tcPr>
           <w:p>
             <w:pPr>
-              <w:spacing w:line="276" w:lineRule="auto" w:after="40"/>
-              <w:jc w:val="left"/>
+              <w:spacing w:after="60" w:line="276" w:lineRule="auto"/>
             </w:pPr>
             <w:r/>
             <w:r>
               <w:rPr>
-                <w:rFonts w:ascii="Times New Roman" w:hAnsi="Times New Roman" w:eastAsia="Times New Roman"/>
-                <w:b w:val="0"/>
-                <w:i w:val="0"/>
-                <w:sz w:val="26"/>
-              </w:rPr>
-              <w:t>Bước 1: Chuyển giao nhiệm vụ học tập:</w:t>
-            </w:r>
-          </w:p>
-          <w:p>
-            <w:pPr>
-              <w:spacing w:line="276" w:lineRule="auto" w:after="40"/>
-              <w:jc w:val="left"/>
-            </w:pPr>
-            <w:r>
-              <w:rPr>
-                <w:rFonts w:ascii="Times New Roman" w:hAnsi="Times New Roman" w:eastAsia="Times New Roman"/>
-                <w:b w:val="0"/>
-                <w:i w:val="0"/>
-                <w:sz w:val="26"/>
-              </w:rPr>
-              <w:t>- GV chiếu hình ảnh/video tình huống liên quan đến Bài 5. Sử dụng bảng tính giải quyết bài toán thực tế (Tiết 1).</w:t>
-            </w:r>
-          </w:p>
-          <w:p>
-            <w:pPr>
-              <w:spacing w:line="276" w:lineRule="auto" w:after="40"/>
-              <w:jc w:val="left"/>
-            </w:pPr>
-            <w:r>
-              <w:rPr>
-                <w:rFonts w:ascii="Times New Roman" w:hAnsi="Times New Roman" w:eastAsia="Times New Roman"/>
-                <w:b w:val="0"/>
-                <w:i w:val="0"/>
-                <w:sz w:val="26"/>
-              </w:rPr>
-              <w:t>- GV nêu câu hỏi gợi mở cho cả lớp.</w:t>
-            </w:r>
-          </w:p>
-          <w:p>
-            <w:pPr>
-              <w:spacing w:line="276" w:lineRule="auto" w:after="40"/>
-              <w:jc w:val="left"/>
-            </w:pPr>
-            <w:r>
-              <w:rPr>
-                <w:rFonts w:ascii="Times New Roman" w:hAnsi="Times New Roman" w:eastAsia="Times New Roman"/>
-                <w:b w:val="0"/>
-                <w:i w:val="0"/>
-                <w:sz w:val="26"/>
-              </w:rPr>
-              <w:t>Bước 2: Học sinh tiếp nhận nhiệm vụ học tập:</w:t>
-            </w:r>
-          </w:p>
-          <w:p>
-            <w:pPr>
-              <w:spacing w:line="276" w:lineRule="auto" w:after="40"/>
-              <w:jc w:val="left"/>
-            </w:pPr>
-            <w:r>
-              <w:rPr>
-                <w:rFonts w:ascii="Times New Roman" w:hAnsi="Times New Roman" w:eastAsia="Times New Roman"/>
-                <w:b w:val="0"/>
-                <w:i w:val="0"/>
-                <w:sz w:val="26"/>
-              </w:rPr>
-              <w:t>- HS tập trung quan sát, lắng nghe câu hỏi.</w:t>
-            </w:r>
-          </w:p>
-          <w:p>
-            <w:pPr>
-              <w:spacing w:line="276" w:lineRule="auto" w:after="40"/>
-              <w:jc w:val="left"/>
-            </w:pPr>
-            <w:r>
-              <w:rPr>
-                <w:rFonts w:ascii="Times New Roman" w:hAnsi="Times New Roman" w:eastAsia="Times New Roman"/>
-                <w:b w:val="0"/>
-                <w:i w:val="0"/>
-                <w:sz w:val="26"/>
-              </w:rPr>
-              <w:t>- HS suy nghĩ cá nhân, thảo luận nhanh nhóm đôi.</w:t>
-            </w:r>
-          </w:p>
-          <w:p>
-            <w:pPr>
-              <w:spacing w:line="276" w:lineRule="auto" w:after="40"/>
-              <w:jc w:val="left"/>
-            </w:pPr>
-            <w:r>
-              <w:rPr>
-                <w:rFonts w:ascii="Times New Roman" w:hAnsi="Times New Roman" w:eastAsia="Times New Roman"/>
-                <w:b w:val="0"/>
-                <w:i w:val="0"/>
-                <w:sz w:val="26"/>
-              </w:rPr>
-              <w:t>Bước 3: Báo cáo kết quả hoạt động:</w:t>
-            </w:r>
-          </w:p>
-          <w:p>
-            <w:pPr>
-              <w:spacing w:line="276" w:lineRule="auto" w:after="40"/>
-              <w:jc w:val="left"/>
-            </w:pPr>
-            <w:r>
-              <w:rPr>
-                <w:rFonts w:ascii="Times New Roman" w:hAnsi="Times New Roman" w:eastAsia="Times New Roman"/>
-                <w:b w:val="0"/>
-                <w:i w:val="0"/>
-                <w:sz w:val="26"/>
-              </w:rPr>
-              <w:t>- 2-3 HS giơ tay phát biểu ý kiến.</w:t>
-            </w:r>
-          </w:p>
-          <w:p>
-            <w:pPr>
-              <w:spacing w:line="276" w:lineRule="auto" w:after="40"/>
-              <w:jc w:val="left"/>
-            </w:pPr>
-            <w:r>
-              <w:rPr>
-                <w:rFonts w:ascii="Times New Roman" w:hAnsi="Times New Roman" w:eastAsia="Times New Roman"/>
-                <w:b w:val="0"/>
-                <w:i w:val="0"/>
-                <w:sz w:val="26"/>
-              </w:rPr>
-              <w:t>- Các bạn khác lắng nghe, nhận xét.</w:t>
-            </w:r>
-          </w:p>
-          <w:p>
-            <w:pPr>
-              <w:spacing w:line="276" w:lineRule="auto" w:after="40"/>
-              <w:jc w:val="left"/>
-            </w:pPr>
-            <w:r>
-              <w:rPr>
-                <w:rFonts w:ascii="Times New Roman" w:hAnsi="Times New Roman" w:eastAsia="Times New Roman"/>
-                <w:b w:val="0"/>
-                <w:i w:val="0"/>
-                <w:sz w:val="26"/>
-              </w:rPr>
-              <w:t>Bước 4: Đánh giá kết quả thực hiện nhiệm vụ:</w:t>
-            </w:r>
-          </w:p>
-          <w:p>
-            <w:pPr>
-              <w:spacing w:line="276" w:lineRule="auto" w:after="40"/>
-              <w:jc w:val="left"/>
-            </w:pPr>
-            <w:r>
-              <w:rPr>
-                <w:rFonts w:ascii="Times New Roman" w:hAnsi="Times New Roman" w:eastAsia="Times New Roman"/>
-                <w:b w:val="0"/>
-                <w:i w:val="0"/>
-                <w:sz w:val="26"/>
-              </w:rPr>
-              <w:t>- GV nhận xét, chuẩn hóa và dẫn dắt vào bài mới.</w:t>
+                <w:rFonts w:ascii="Times New Roman" w:hAnsi="Times New Roman"/>
+                <w:b/>
+                <w:i w:val="0"/>
+                <w:color w:val="000000"/>
+                <w:sz w:val="26"/>
+              </w:rPr>
+              <w:t>1. Hoạt động MỞ ĐẦU (5 phút)</w:t>
+            </w:r>
+          </w:p>
+          <w:p>
+            <w:pPr>
+              <w:spacing w:after="60" w:line="276" w:lineRule="auto"/>
+            </w:pPr>
+            <w:r>
+              <w:rPr>
+                <w:rFonts w:ascii="Times New Roman" w:hAnsi="Times New Roman"/>
+                <w:b/>
+                <w:i/>
+                <w:color w:val="000000"/>
+                <w:sz w:val="26"/>
+              </w:rPr>
+              <w:t>*Mục tiêu: Gợi mở nhu cầu tính toán, quản lý chi tiêu và dự án thực tế bằng phần mềm bảng tính.</w:t>
+            </w:r>
+          </w:p>
+          <w:p>
+            <w:pPr>
+              <w:spacing w:after="60" w:line="276" w:lineRule="auto"/>
+            </w:pPr>
+          </w:p>
+          <w:p>
+            <w:pPr>
+              <w:spacing w:after="60" w:line="276" w:lineRule="auto"/>
+            </w:pPr>
+            <w:r>
+              <w:rPr>
+                <w:rFonts w:ascii="Times New Roman" w:hAnsi="Times New Roman"/>
+                <w:b w:val="0"/>
+                <w:i w:val="0"/>
+                <w:color w:val="000000"/>
+                <w:sz w:val="26"/>
+              </w:rPr>
+              <w:t>GV: Đưa ra tình huống thực tế của lớp:</w:t>
+            </w:r>
+          </w:p>
+          <w:p>
+            <w:pPr>
+              <w:spacing w:after="60" w:line="276" w:lineRule="auto"/>
+            </w:pPr>
+            <w:r>
+              <w:rPr>
+                <w:rFonts w:ascii="Times New Roman" w:hAnsi="Times New Roman"/>
+                <w:b w:val="0"/>
+                <w:i w:val="0"/>
+                <w:color w:val="000000"/>
+                <w:sz w:val="26"/>
+              </w:rPr>
+              <w:t xml:space="preserve">  Lớp 8A chuẩn bị tổ chức chương trình Hội chợ từ thiện gây quỹ gồm 15 mặt hàng khác nhau với số lượng, đơn giá, chi phí phát sinh và doanh thu từng gian hàng. Nếu tính bằng tay trên giấy thì rất lâu và dễ nhầm lẫn.</w:t>
+            </w:r>
+          </w:p>
+          <w:p>
+            <w:pPr>
+              <w:spacing w:after="60" w:line="276" w:lineRule="auto"/>
+            </w:pPr>
+            <w:r>
+              <w:rPr>
+                <w:rFonts w:ascii="Times New Roman" w:hAnsi="Times New Roman"/>
+                <w:b w:val="0"/>
+                <w:i w:val="0"/>
+                <w:color w:val="000000"/>
+                <w:sz w:val="26"/>
+              </w:rPr>
+              <w:t>- GV hỏi: Làm sao để tự động hóa việc tính toán tổng chi, tổng thu và lợi nhuận một cách chính xác tuyệt đối?</w:t>
+            </w:r>
+          </w:p>
+          <w:p>
+            <w:pPr>
+              <w:spacing w:after="60" w:line="276" w:lineRule="auto"/>
+            </w:pPr>
+            <w:r>
+              <w:rPr>
+                <w:rFonts w:ascii="Times New Roman" w:hAnsi="Times New Roman"/>
+                <w:b w:val="0"/>
+                <w:i w:val="0"/>
+                <w:color w:val="000000"/>
+                <w:sz w:val="26"/>
+              </w:rPr>
+              <w:t>- GV gọi 2 HS trả lời.</w:t>
+            </w:r>
+          </w:p>
+          <w:p>
+            <w:pPr>
+              <w:spacing w:after="60" w:line="276" w:lineRule="auto"/>
+            </w:pPr>
+            <w:r>
+              <w:rPr>
+                <w:rFonts w:ascii="Times New Roman" w:hAnsi="Times New Roman"/>
+                <w:b w:val="0"/>
+                <w:i w:val="0"/>
+                <w:color w:val="000000"/>
+                <w:sz w:val="26"/>
+              </w:rPr>
+              <w:t>- GV dẫn dắt: Đó chính là sức mạnh của PHẦN MỀM BẢNG TÍNH EXCEL giúp giải quyết các bài toán thực tế!</w:t>
             </w:r>
           </w:p>
         </w:tc>
@@ -1015,33 +1072,68 @@
           </w:tcPr>
           <w:p>
             <w:pPr>
-              <w:spacing w:line="276" w:lineRule="auto" w:after="40"/>
-              <w:jc w:val="left"/>
+              <w:spacing w:after="60" w:line="276" w:lineRule="auto"/>
             </w:pPr>
             <w:r/>
             <w:r>
               <w:rPr>
-                <w:rFonts w:ascii="Times New Roman" w:hAnsi="Times New Roman" w:eastAsia="Times New Roman"/>
-                <w:b w:val="0"/>
-                <w:i w:val="0"/>
-                <w:sz w:val="26"/>
-              </w:rPr>
-              <w:t>HS nhận diện được vấn đề bài học.</w:t>
-            </w:r>
-          </w:p>
-          <w:p>
-            <w:pPr>
-              <w:spacing w:line="276" w:lineRule="auto" w:after="40"/>
-              <w:jc w:val="left"/>
-            </w:pPr>
-            <w:r>
-              <w:rPr>
-                <w:rFonts w:ascii="Times New Roman" w:hAnsi="Times New Roman" w:eastAsia="Times New Roman"/>
-                <w:b w:val="0"/>
-                <w:i w:val="0"/>
-                <w:sz w:val="26"/>
-              </w:rPr>
-              <w:t>HS hứng thú, sẵn sàng tìm hiểu nội dung mới.</w:t>
+                <w:rFonts w:ascii="Times New Roman" w:hAnsi="Times New Roman"/>
+                <w:b/>
+                <w:i w:val="0"/>
+                <w:color w:val="000000"/>
+                <w:sz w:val="26"/>
+              </w:rPr>
+              <w:t>1. Hoạt động MỞ ĐẦU (5 phút)</w:t>
+            </w:r>
+          </w:p>
+          <w:p>
+            <w:pPr>
+              <w:spacing w:after="60" w:line="276" w:lineRule="auto"/>
+            </w:pPr>
+            <w:r>
+              <w:rPr>
+                <w:rFonts w:ascii="Times New Roman" w:hAnsi="Times New Roman"/>
+                <w:b/>
+                <w:i/>
+                <w:color w:val="000000"/>
+                <w:sz w:val="26"/>
+              </w:rPr>
+              <w:t>*Mục tiêu: Gợi mở nhu cầu tính toán, quản lý chi tiêu và dự án thực tế bằng phần mềm bảng tính.</w:t>
+            </w:r>
+          </w:p>
+          <w:p>
+            <w:pPr>
+              <w:spacing w:after="60" w:line="276" w:lineRule="auto"/>
+            </w:pPr>
+          </w:p>
+          <w:p>
+            <w:pPr>
+              <w:spacing w:after="60" w:line="276" w:lineRule="auto"/>
+            </w:pPr>
+            <w:r>
+              <w:rPr>
+                <w:rFonts w:ascii="Times New Roman" w:hAnsi="Times New Roman"/>
+                <w:b w:val="0"/>
+                <w:i w:val="0"/>
+                <w:color w:val="000000"/>
+                <w:sz w:val="26"/>
+              </w:rPr>
+              <w:t>- HS trả lời: Sử dụng Excel hoặc Google Trang tính để lập bảng và dùng công thức tự tính.</w:t>
+            </w:r>
+          </w:p>
+          <w:p>
+            <w:pPr>
+              <w:spacing w:after="60" w:line="276" w:lineRule="auto"/>
+            </w:pPr>
+            <w:r>
+              <w:rPr>
+                <w:rFonts w:ascii="Times New Roman" w:hAnsi="Times New Roman"/>
+                <w:b w:val="0"/>
+                <w:i w:val="0"/>
+                <w:color w:val="000000"/>
+                <w:sz w:val="26"/>
+              </w:rPr>
+              <w:t>- HS nhận thấy ứng dụng thực tiễn của môn Tin học.</w:t>
             </w:r>
           </w:p>
         </w:tc>
@@ -1061,7 +1153,7 @@
       </w:pPr>
       <w:r>
         <w:rPr>
-          <w:rFonts w:ascii="Times New Roman" w:hAnsi="Times New Roman" w:eastAsia="Times New Roman"/>
+          <w:rFonts w:ascii="Times New Roman" w:hAnsi="Times New Roman" w:eastAsia="Times New Roman" w:cs="Times New Roman"/>
           <w:b/>
           <w:i w:val="0"/>
           <w:sz w:val="26"/>
@@ -1077,7 +1169,7 @@
       </w:pPr>
       <w:r>
         <w:rPr>
-          <w:rFonts w:ascii="Times New Roman" w:hAnsi="Times New Roman" w:eastAsia="Times New Roman"/>
+          <w:rFonts w:ascii="Times New Roman" w:hAnsi="Times New Roman" w:eastAsia="Times New Roman" w:cs="Times New Roman"/>
           <w:b/>
           <w:i w:val="0"/>
           <w:sz w:val="26"/>
@@ -1086,7 +1178,7 @@
       </w:r>
       <w:r>
         <w:rPr>
-          <w:rFonts w:ascii="Times New Roman" w:hAnsi="Times New Roman" w:eastAsia="Times New Roman"/>
+          <w:rFonts w:ascii="Times New Roman" w:hAnsi="Times New Roman" w:eastAsia="Times New Roman" w:cs="Times New Roman"/>
           <w:b w:val="0"/>
           <w:i/>
           <w:sz w:val="26"/>
@@ -1102,7 +1194,7 @@
       </w:pPr>
       <w:r>
         <w:rPr>
-          <w:rFonts w:ascii="Times New Roman" w:hAnsi="Times New Roman" w:eastAsia="Times New Roman"/>
+          <w:rFonts w:ascii="Times New Roman" w:hAnsi="Times New Roman" w:eastAsia="Times New Roman" w:cs="Times New Roman"/>
           <w:b/>
           <w:i w:val="0"/>
           <w:sz w:val="26"/>
@@ -1111,7 +1203,7 @@
       </w:r>
       <w:r>
         <w:rPr>
-          <w:rFonts w:ascii="Times New Roman" w:hAnsi="Times New Roman" w:eastAsia="Times New Roman"/>
+          <w:rFonts w:ascii="Times New Roman" w:hAnsi="Times New Roman" w:eastAsia="Times New Roman" w:cs="Times New Roman"/>
           <w:b w:val="0"/>
           <w:i/>
           <w:sz w:val="26"/>
@@ -1127,7 +1219,7 @@
       </w:pPr>
       <w:r>
         <w:rPr>
-          <w:rFonts w:ascii="Times New Roman" w:hAnsi="Times New Roman" w:eastAsia="Times New Roman"/>
+          <w:rFonts w:ascii="Times New Roman" w:hAnsi="Times New Roman" w:eastAsia="Times New Roman" w:cs="Times New Roman"/>
           <w:b/>
           <w:i w:val="0"/>
           <w:sz w:val="26"/>
@@ -1136,7 +1228,7 @@
       </w:r>
       <w:r>
         <w:rPr>
-          <w:rFonts w:ascii="Times New Roman" w:hAnsi="Times New Roman" w:eastAsia="Times New Roman"/>
+          <w:rFonts w:ascii="Times New Roman" w:hAnsi="Times New Roman" w:eastAsia="Times New Roman" w:cs="Times New Roman"/>
           <w:b w:val="0"/>
           <w:i/>
           <w:sz w:val="26"/>
@@ -1152,7 +1244,7 @@
       </w:pPr>
       <w:r>
         <w:rPr>
-          <w:rFonts w:ascii="Times New Roman" w:hAnsi="Times New Roman" w:eastAsia="Times New Roman"/>
+          <w:rFonts w:ascii="Times New Roman" w:hAnsi="Times New Roman" w:eastAsia="Times New Roman" w:cs="Times New Roman"/>
           <w:b/>
           <w:i w:val="0"/>
           <w:sz w:val="26"/>
@@ -1193,10 +1285,15 @@
               <w:spacing w:line="276" w:lineRule="auto" w:after="40"/>
               <w:jc w:val="center"/>
             </w:pPr>
-            <w:r/>
-            <w:r>
-              <w:rPr>
-                <w:rFonts w:ascii="Times New Roman" w:hAnsi="Times New Roman" w:eastAsia="Times New Roman"/>
+            <w:r>
+              <w:rPr>
+                <w:rFonts w:ascii="Times New Roman" w:hAnsi="Times New Roman" w:cs="Times New Roman"/>
+                <w:sz w:val="26"/>
+              </w:rPr>
+            </w:r>
+            <w:r>
+              <w:rPr>
+                <w:rFonts w:ascii="Times New Roman" w:hAnsi="Times New Roman" w:eastAsia="Times New Roman" w:cs="Times New Roman"/>
                 <w:b/>
                 <w:i w:val="0"/>
                 <w:sz w:val="26"/>
@@ -1220,10 +1317,15 @@
               <w:spacing w:line="276" w:lineRule="auto" w:after="40"/>
               <w:jc w:val="center"/>
             </w:pPr>
-            <w:r/>
-            <w:r>
-              <w:rPr>
-                <w:rFonts w:ascii="Times New Roman" w:hAnsi="Times New Roman" w:eastAsia="Times New Roman"/>
+            <w:r>
+              <w:rPr>
+                <w:rFonts w:ascii="Times New Roman" w:hAnsi="Times New Roman" w:cs="Times New Roman"/>
+                <w:sz w:val="26"/>
+              </w:rPr>
+            </w:r>
+            <w:r>
+              <w:rPr>
+                <w:rFonts w:ascii="Times New Roman" w:hAnsi="Times New Roman" w:eastAsia="Times New Roman" w:cs="Times New Roman"/>
                 <w:b/>
                 <w:i w:val="0"/>
                 <w:sz w:val="26"/>
@@ -1246,153 +1348,293 @@
           </w:tcPr>
           <w:p>
             <w:pPr>
-              <w:spacing w:line="276" w:lineRule="auto" w:after="40"/>
-              <w:jc w:val="left"/>
+              <w:spacing w:after="60" w:line="276" w:lineRule="auto"/>
             </w:pPr>
             <w:r/>
             <w:r>
               <w:rPr>
-                <w:rFonts w:ascii="Times New Roman" w:hAnsi="Times New Roman" w:eastAsia="Times New Roman"/>
-                <w:b w:val="0"/>
-                <w:i w:val="0"/>
-                <w:sz w:val="26"/>
-              </w:rPr>
-              <w:t>Bước 1: Chuyển giao nhiệm vụ học tập:</w:t>
-            </w:r>
-          </w:p>
-          <w:p>
-            <w:pPr>
-              <w:spacing w:line="276" w:lineRule="auto" w:after="40"/>
-              <w:jc w:val="left"/>
-            </w:pPr>
-            <w:r>
-              <w:rPr>
-                <w:rFonts w:ascii="Times New Roman" w:hAnsi="Times New Roman" w:eastAsia="Times New Roman"/>
-                <w:b w:val="0"/>
-                <w:i w:val="0"/>
-                <w:sz w:val="26"/>
-              </w:rPr>
-              <w:t>- GV giao nhiệm vụ: đọc SGK và theo dõi thao tác mẫu trên máy chiếu.</w:t>
-            </w:r>
-          </w:p>
-          <w:p>
-            <w:pPr>
-              <w:spacing w:line="276" w:lineRule="auto" w:after="40"/>
-              <w:jc w:val="left"/>
-            </w:pPr>
-            <w:r>
-              <w:rPr>
-                <w:rFonts w:ascii="Times New Roman" w:hAnsi="Times New Roman" w:eastAsia="Times New Roman"/>
-                <w:b w:val="0"/>
-                <w:i w:val="0"/>
-                <w:sz w:val="26"/>
-              </w:rPr>
-              <w:t>Bước 2: Học sinh tiếp nhận nhiệm vụ học tập:</w:t>
-            </w:r>
-          </w:p>
-          <w:p>
-            <w:pPr>
-              <w:spacing w:line="276" w:lineRule="auto" w:after="40"/>
-              <w:jc w:val="left"/>
-            </w:pPr>
-            <w:r>
-              <w:rPr>
-                <w:rFonts w:ascii="Times New Roman" w:hAnsi="Times New Roman" w:eastAsia="Times New Roman"/>
-                <w:b w:val="0"/>
-                <w:i w:val="0"/>
-                <w:sz w:val="26"/>
-              </w:rPr>
-              <w:t>- HS mở SGK trang tương ứng và quan sát màn chiếu.</w:t>
-            </w:r>
-          </w:p>
-          <w:p>
-            <w:pPr>
-              <w:spacing w:line="276" w:lineRule="auto" w:after="40"/>
-              <w:jc w:val="left"/>
-            </w:pPr>
-            <w:r>
-              <w:rPr>
-                <w:rFonts w:ascii="Times New Roman" w:hAnsi="Times New Roman" w:eastAsia="Times New Roman"/>
-                <w:b w:val="0"/>
-                <w:i w:val="0"/>
-                <w:sz w:val="26"/>
-              </w:rPr>
-              <w:t>- HS ghi chép từ khóa chính vào vở.</w:t>
-            </w:r>
-          </w:p>
-          <w:p>
-            <w:pPr>
-              <w:spacing w:line="276" w:lineRule="auto" w:after="40"/>
-              <w:jc w:val="left"/>
-            </w:pPr>
-            <w:r>
-              <w:rPr>
-                <w:rFonts w:ascii="Times New Roman" w:hAnsi="Times New Roman" w:eastAsia="Times New Roman"/>
-                <w:b w:val="0"/>
-                <w:i w:val="0"/>
-                <w:sz w:val="26"/>
-              </w:rPr>
-              <w:t>Bước 3: Báo cáo kết quả hoạt động:</w:t>
-            </w:r>
-          </w:p>
-          <w:p>
-            <w:pPr>
-              <w:spacing w:line="276" w:lineRule="auto" w:after="40"/>
-              <w:jc w:val="left"/>
-            </w:pPr>
-            <w:r>
-              <w:rPr>
-                <w:rFonts w:ascii="Times New Roman" w:hAnsi="Times New Roman" w:eastAsia="Times New Roman"/>
-                <w:b w:val="0"/>
-                <w:i w:val="0"/>
-                <w:sz w:val="26"/>
-              </w:rPr>
-              <w:t>- 1-2 HS lên máy GV thực hiện lại thao tác mẫu.</w:t>
-            </w:r>
-          </w:p>
-          <w:p>
-            <w:pPr>
-              <w:spacing w:line="276" w:lineRule="auto" w:after="40"/>
-              <w:jc w:val="left"/>
-            </w:pPr>
-            <w:r>
-              <w:rPr>
-                <w:rFonts w:ascii="Times New Roman" w:hAnsi="Times New Roman" w:eastAsia="Times New Roman"/>
-                <w:b w:val="0"/>
-                <w:i w:val="0"/>
-                <w:sz w:val="26"/>
-              </w:rPr>
-              <w:t>- Cả lớp quan sát, nhận xét.</w:t>
-            </w:r>
-          </w:p>
-          <w:p>
-            <w:pPr>
-              <w:spacing w:line="276" w:lineRule="auto" w:after="40"/>
-              <w:jc w:val="left"/>
-            </w:pPr>
-            <w:r>
-              <w:rPr>
-                <w:rFonts w:ascii="Times New Roman" w:hAnsi="Times New Roman" w:eastAsia="Times New Roman"/>
-                <w:b w:val="0"/>
-                <w:i w:val="0"/>
-                <w:sz w:val="26"/>
-              </w:rPr>
-              <w:t>Bước 4: Đánh giá kết quả thực hiện nhiệm vụ:</w:t>
-            </w:r>
-          </w:p>
-          <w:p>
-            <w:pPr>
-              <w:spacing w:line="276" w:lineRule="auto" w:after="40"/>
-              <w:jc w:val="left"/>
-            </w:pPr>
-            <w:r>
-              <w:rPr>
-                <w:rFonts w:ascii="Times New Roman" w:hAnsi="Times New Roman" w:eastAsia="Times New Roman"/>
-                <w:b w:val="0"/>
-                <w:i w:val="0"/>
-                <w:sz w:val="26"/>
-              </w:rPr>
-              <w:t>- GV chuẩn hóa kiến thức lý thuyết và chốt quy trình thao tác.</w:t>
+                <w:rFonts w:ascii="Times New Roman" w:hAnsi="Times New Roman"/>
+                <w:b/>
+                <w:i w:val="0"/>
+                <w:color w:val="000000"/>
+                <w:sz w:val="26"/>
+              </w:rPr>
+              <w:t>2. HOẠT ĐỘNG HÌNH THÀNH KIẾN THỨC MỚI (15 phút)</w:t>
+            </w:r>
+          </w:p>
+          <w:p>
+            <w:pPr>
+              <w:spacing w:after="60" w:line="276" w:lineRule="auto"/>
+            </w:pPr>
+            <w:r>
+              <w:rPr>
+                <w:rFonts w:ascii="Times New Roman" w:hAnsi="Times New Roman"/>
+                <w:b/>
+                <w:i/>
+                <w:color w:val="000000"/>
+                <w:sz w:val="26"/>
+              </w:rPr>
+              <w:t>*Mục tiêu: HS biết cách cấu trúc một bảng tính dự án thực tế và áp dụng các kiểu dữ liệu, định dạng ô tính chuẩn mực.</w:t>
+            </w:r>
+          </w:p>
+          <w:p>
+            <w:pPr>
+              <w:spacing w:after="60" w:line="276" w:lineRule="auto"/>
+            </w:pPr>
+          </w:p>
+          <w:p>
+            <w:pPr>
+              <w:spacing w:after="60" w:line="276" w:lineRule="auto"/>
+            </w:pPr>
+            <w:r>
+              <w:rPr>
+                <w:rFonts w:ascii="Times New Roman" w:hAnsi="Times New Roman"/>
+                <w:b/>
+                <w:i/>
+                <w:color w:val="000000"/>
+                <w:sz w:val="26"/>
+              </w:rPr>
+              <w:t>Nội dung 1: Cấu trúc bảng tính quản lý dự án (8 phút)</w:t>
+            </w:r>
+          </w:p>
+          <w:p>
+            <w:pPr>
+              <w:spacing w:after="60" w:line="276" w:lineRule="auto"/>
+            </w:pPr>
+            <w:r>
+              <w:rPr>
+                <w:rFonts w:ascii="Times New Roman" w:hAnsi="Times New Roman"/>
+                <w:b w:val="0"/>
+                <w:i w:val="0"/>
+                <w:color w:val="000000"/>
+                <w:sz w:val="26"/>
+              </w:rPr>
+              <w:t>GV: Chiếu mẫu Bảng dự trù kinh phí dự án Hội chợ (SGK tr.22).</w:t>
+            </w:r>
+          </w:p>
+          <w:p>
+            <w:pPr>
+              <w:spacing w:before="80" w:after="80"/>
+              <w:jc w:val="center"/>
+            </w:pPr>
+            <w:r>
+              <w:drawing>
+                <wp:inline xmlns:a="http://schemas.openxmlformats.org/drawingml/2006/main" xmlns:pic="http://schemas.openxmlformats.org/drawingml/2006/picture">
+                  <wp:extent cx="2560320" cy="3618696"/>
+                  <wp:docPr id="1" name="Picture 1"/>
+                  <wp:cNvGraphicFramePr>
+                    <a:graphicFrameLocks noChangeAspect="1"/>
+                  </wp:cNvGraphicFramePr>
+                  <a:graphic>
+                    <a:graphicData uri="http://schemas.openxmlformats.org/drawingml/2006/picture">
+                      <pic:pic>
+                        <pic:nvPicPr>
+                          <pic:cNvPr id="0" name="p22.png"/>
+                          <pic:cNvPicPr/>
+                        </pic:nvPicPr>
+                        <pic:blipFill>
+                          <a:blip r:embed="rId16"/>
+                          <a:stretch>
+                            <a:fillRect/>
+                          </a:stretch>
+                        </pic:blipFill>
+                        <pic:spPr>
+                          <a:xfrm>
+                            <a:off x="0" y="0"/>
+                            <a:ext cx="2560320" cy="3618696"/>
+                          </a:xfrm>
+                          <a:prstGeom prst="rect"/>
+                        </pic:spPr>
+                      </pic:pic>
+                    </a:graphicData>
+                  </a:graphic>
+                </wp:inline>
+              </w:drawing>
+            </w:r>
+          </w:p>
+          <w:p>
+            <w:pPr>
+              <w:spacing w:after="60" w:line="276" w:lineRule="auto"/>
+            </w:pPr>
+            <w:r>
+              <w:rPr>
+                <w:rFonts w:ascii="Times New Roman" w:hAnsi="Times New Roman"/>
+                <w:b w:val="0"/>
+                <w:i w:val="0"/>
+                <w:color w:val="000000"/>
+                <w:sz w:val="26"/>
+              </w:rPr>
+              <w:t>- Phân tích các cột dữ liệu cần thiết:</w:t>
+            </w:r>
+          </w:p>
+          <w:p>
+            <w:pPr>
+              <w:spacing w:after="60" w:line="276" w:lineRule="auto"/>
+            </w:pPr>
+            <w:r>
+              <w:rPr>
+                <w:rFonts w:ascii="Times New Roman" w:hAnsi="Times New Roman"/>
+                <w:b w:val="0"/>
+                <w:i w:val="0"/>
+                <w:color w:val="000000"/>
+                <w:sz w:val="26"/>
+              </w:rPr>
+              <w:t xml:space="preserve">  + Cột 1 (STT): Số thứ tự khoản chi.</w:t>
+            </w:r>
+          </w:p>
+          <w:p>
+            <w:pPr>
+              <w:spacing w:after="60" w:line="276" w:lineRule="auto"/>
+            </w:pPr>
+            <w:r>
+              <w:rPr>
+                <w:rFonts w:ascii="Times New Roman" w:hAnsi="Times New Roman"/>
+                <w:b w:val="0"/>
+                <w:i w:val="0"/>
+                <w:color w:val="000000"/>
+                <w:sz w:val="26"/>
+              </w:rPr>
+              <w:t xml:space="preserve">  + Cột 2 (Nội dung chi): Mô tả mặt hàng/vật phẩm.</w:t>
+            </w:r>
+          </w:p>
+          <w:p>
+            <w:pPr>
+              <w:spacing w:after="60" w:line="276" w:lineRule="auto"/>
+            </w:pPr>
+            <w:r>
+              <w:rPr>
+                <w:rFonts w:ascii="Times New Roman" w:hAnsi="Times New Roman"/>
+                <w:b w:val="0"/>
+                <w:i w:val="0"/>
+                <w:color w:val="000000"/>
+                <w:sz w:val="26"/>
+              </w:rPr>
+              <w:t xml:space="preserve">  + Cột 3 (Đơn vị tính): Cái, chiếc, kg, hộp...</w:t>
+            </w:r>
+          </w:p>
+          <w:p>
+            <w:pPr>
+              <w:spacing w:after="60" w:line="276" w:lineRule="auto"/>
+            </w:pPr>
+            <w:r>
+              <w:rPr>
+                <w:rFonts w:ascii="Times New Roman" w:hAnsi="Times New Roman"/>
+                <w:b w:val="0"/>
+                <w:i w:val="0"/>
+                <w:color w:val="000000"/>
+                <w:sz w:val="26"/>
+              </w:rPr>
+              <w:t xml:space="preserve">  + Cột 4 (Số lượng): Kiểu số nguyên.</w:t>
+            </w:r>
+          </w:p>
+          <w:p>
+            <w:pPr>
+              <w:spacing w:after="60" w:line="276" w:lineRule="auto"/>
+            </w:pPr>
+            <w:r>
+              <w:rPr>
+                <w:rFonts w:ascii="Times New Roman" w:hAnsi="Times New Roman"/>
+                <w:b w:val="0"/>
+                <w:i w:val="0"/>
+                <w:color w:val="000000"/>
+                <w:sz w:val="26"/>
+              </w:rPr>
+              <w:t xml:space="preserve">  + Cột 5 (Đơn giá): Kiểu tiền tệ (VNĐ).</w:t>
+            </w:r>
+          </w:p>
+          <w:p>
+            <w:pPr>
+              <w:spacing w:after="60" w:line="276" w:lineRule="auto"/>
+            </w:pPr>
+            <w:r>
+              <w:rPr>
+                <w:rFonts w:ascii="Times New Roman" w:hAnsi="Times New Roman"/>
+                <w:b w:val="0"/>
+                <w:i w:val="0"/>
+                <w:color w:val="000000"/>
+                <w:sz w:val="26"/>
+              </w:rPr>
+              <w:t xml:space="preserve">  + Cột 6 (Thành tiền): Công thức = Số lượng * Đơn giá.</w:t>
+            </w:r>
+          </w:p>
+          <w:p>
+            <w:pPr>
+              <w:spacing w:after="60" w:line="276" w:lineRule="auto"/>
+            </w:pPr>
+          </w:p>
+          <w:p>
+            <w:pPr>
+              <w:spacing w:after="60" w:line="276" w:lineRule="auto"/>
+            </w:pPr>
+            <w:r>
+              <w:rPr>
+                <w:rFonts w:ascii="Times New Roman" w:hAnsi="Times New Roman"/>
+                <w:b/>
+                <w:i/>
+                <w:color w:val="000000"/>
+                <w:sz w:val="26"/>
+              </w:rPr>
+              <w:t>Nội dung 2: Các kiểu dữ liệu và định dạng ô tính (7 phút)</w:t>
+            </w:r>
+          </w:p>
+          <w:p>
+            <w:pPr>
+              <w:spacing w:after="60" w:line="276" w:lineRule="auto"/>
+            </w:pPr>
+            <w:r>
+              <w:rPr>
+                <w:rFonts w:ascii="Times New Roman" w:hAnsi="Times New Roman"/>
+                <w:b w:val="0"/>
+                <w:i w:val="0"/>
+                <w:color w:val="000000"/>
+                <w:sz w:val="26"/>
+              </w:rPr>
+              <w:t>- Kiểu số (Number): Căn phải theo quy ước quốc tế.</w:t>
+            </w:r>
+          </w:p>
+          <w:p>
+            <w:pPr>
+              <w:spacing w:after="60" w:line="276" w:lineRule="auto"/>
+            </w:pPr>
+            <w:r>
+              <w:rPr>
+                <w:rFonts w:ascii="Times New Roman" w:hAnsi="Times New Roman"/>
+                <w:b w:val="0"/>
+                <w:i w:val="0"/>
+                <w:color w:val="000000"/>
+                <w:sz w:val="26"/>
+              </w:rPr>
+              <w:t>- Kiểu văn bản (Text): Căn trái.</w:t>
+            </w:r>
+          </w:p>
+          <w:p>
+            <w:pPr>
+              <w:spacing w:after="60" w:line="276" w:lineRule="auto"/>
+            </w:pPr>
+            <w:r>
+              <w:rPr>
+                <w:rFonts w:ascii="Times New Roman" w:hAnsi="Times New Roman"/>
+                <w:b w:val="0"/>
+                <w:i w:val="0"/>
+                <w:color w:val="000000"/>
+                <w:sz w:val="26"/>
+              </w:rPr>
+              <w:t>- Định dạng số có dấu phân cách hàng nghìn (1.000.000 đ) để dễ đọc số tiền lớn.</w:t>
+            </w:r>
+          </w:p>
+          <w:p>
+            <w:pPr>
+              <w:spacing w:after="60" w:line="276" w:lineRule="auto"/>
+            </w:pPr>
+            <w:r>
+              <w:rPr>
+                <w:rFonts w:ascii="Times New Roman" w:hAnsi="Times New Roman"/>
+                <w:b w:val="0"/>
+                <w:i w:val="0"/>
+                <w:color w:val="000000"/>
+                <w:sz w:val="26"/>
+              </w:rPr>
+              <w:t>- Tô màu tiêu đề cột, kẻ viền ô (Border) để bảng số liệu chuyên nghiệp.</w:t>
             </w:r>
           </w:p>
         </w:tc>
@@ -1408,33 +1650,83 @@
           </w:tcPr>
           <w:p>
             <w:pPr>
-              <w:spacing w:line="276" w:lineRule="auto" w:after="40"/>
-              <w:jc w:val="left"/>
+              <w:spacing w:after="60" w:line="276" w:lineRule="auto"/>
             </w:pPr>
             <w:r/>
             <w:r>
               <w:rPr>
-                <w:rFonts w:ascii="Times New Roman" w:hAnsi="Times New Roman" w:eastAsia="Times New Roman"/>
-                <w:b w:val="0"/>
-                <w:i w:val="0"/>
-                <w:sz w:val="26"/>
-              </w:rPr>
-              <w:t>Kiến thức lý thuyết chuẩn.</w:t>
-            </w:r>
-          </w:p>
-          <w:p>
-            <w:pPr>
-              <w:spacing w:line="276" w:lineRule="auto" w:after="40"/>
-              <w:jc w:val="left"/>
-            </w:pPr>
-            <w:r>
-              <w:rPr>
-                <w:rFonts w:ascii="Times New Roman" w:hAnsi="Times New Roman" w:eastAsia="Times New Roman"/>
-                <w:b w:val="0"/>
-                <w:i w:val="0"/>
-                <w:sz w:val="26"/>
-              </w:rPr>
-              <w:t>Quy trình thao tác đúng.</w:t>
+                <w:rFonts w:ascii="Times New Roman" w:hAnsi="Times New Roman"/>
+                <w:b/>
+                <w:i w:val="0"/>
+                <w:color w:val="000000"/>
+                <w:sz w:val="26"/>
+              </w:rPr>
+              <w:t>2. HOẠT ĐỘNG HÌNH THÀNH KIẾN THỨC MỚI (15 phút)</w:t>
+            </w:r>
+          </w:p>
+          <w:p>
+            <w:pPr>
+              <w:spacing w:after="60" w:line="276" w:lineRule="auto"/>
+            </w:pPr>
+            <w:r>
+              <w:rPr>
+                <w:rFonts w:ascii="Times New Roman" w:hAnsi="Times New Roman"/>
+                <w:b/>
+                <w:i/>
+                <w:color w:val="000000"/>
+                <w:sz w:val="26"/>
+              </w:rPr>
+              <w:t>*Mục tiêu: HS biết cách cấu trúc một bảng tính dự án thực tế và áp dụng các kiểu dữ liệu, định dạng ô tính chuẩn mực.</w:t>
+            </w:r>
+          </w:p>
+          <w:p>
+            <w:pPr>
+              <w:spacing w:after="60" w:line="276" w:lineRule="auto"/>
+            </w:pPr>
+          </w:p>
+          <w:p>
+            <w:pPr>
+              <w:spacing w:after="60" w:line="276" w:lineRule="auto"/>
+            </w:pPr>
+            <w:r>
+              <w:rPr>
+                <w:rFonts w:ascii="Times New Roman" w:hAnsi="Times New Roman"/>
+                <w:b w:val="0"/>
+                <w:i w:val="0"/>
+                <w:color w:val="000000"/>
+                <w:sz w:val="26"/>
+              </w:rPr>
+              <w:t>- HS quan sát cấu trúc bảng tính dự trù kinh phí.</w:t>
+            </w:r>
+          </w:p>
+          <w:p>
+            <w:pPr>
+              <w:spacing w:after="60" w:line="276" w:lineRule="auto"/>
+            </w:pPr>
+            <w:r>
+              <w:rPr>
+                <w:rFonts w:ascii="Times New Roman" w:hAnsi="Times New Roman"/>
+                <w:b w:val="0"/>
+                <w:i w:val="0"/>
+                <w:color w:val="000000"/>
+                <w:sz w:val="26"/>
+              </w:rPr>
+              <w:t>- HS nắm được quy ước căn lề: Số căn phải, Chữ căn trái.</w:t>
+            </w:r>
+          </w:p>
+          <w:p>
+            <w:pPr>
+              <w:spacing w:after="60" w:line="276" w:lineRule="auto"/>
+            </w:pPr>
+            <w:r>
+              <w:rPr>
+                <w:rFonts w:ascii="Times New Roman" w:hAnsi="Times New Roman"/>
+                <w:b w:val="0"/>
+                <w:i w:val="0"/>
+                <w:color w:val="000000"/>
+                <w:sz w:val="26"/>
+              </w:rPr>
+              <w:t>- HS biết cách thiết lập định dạng phân cách hàng nghìn trong hộp thoại Format Cells.</w:t>
             </w:r>
           </w:p>
         </w:tc>
@@ -1454,7 +1746,7 @@
       </w:pPr>
       <w:r>
         <w:rPr>
-          <w:rFonts w:ascii="Times New Roman" w:hAnsi="Times New Roman" w:eastAsia="Times New Roman"/>
+          <w:rFonts w:ascii="Times New Roman" w:hAnsi="Times New Roman" w:eastAsia="Times New Roman" w:cs="Times New Roman"/>
           <w:b/>
           <w:i w:val="0"/>
           <w:sz w:val="26"/>
@@ -1470,7 +1762,7 @@
       </w:pPr>
       <w:r>
         <w:rPr>
-          <w:rFonts w:ascii="Times New Roman" w:hAnsi="Times New Roman" w:eastAsia="Times New Roman"/>
+          <w:rFonts w:ascii="Times New Roman" w:hAnsi="Times New Roman" w:eastAsia="Times New Roman" w:cs="Times New Roman"/>
           <w:b/>
           <w:i w:val="0"/>
           <w:sz w:val="26"/>
@@ -1479,7 +1771,7 @@
       </w:r>
       <w:r>
         <w:rPr>
-          <w:rFonts w:ascii="Times New Roman" w:hAnsi="Times New Roman" w:eastAsia="Times New Roman"/>
+          <w:rFonts w:ascii="Times New Roman" w:hAnsi="Times New Roman" w:eastAsia="Times New Roman" w:cs="Times New Roman"/>
           <w:b w:val="0"/>
           <w:i/>
           <w:sz w:val="26"/>
@@ -1495,7 +1787,7 @@
       </w:pPr>
       <w:r>
         <w:rPr>
-          <w:rFonts w:ascii="Times New Roman" w:hAnsi="Times New Roman" w:eastAsia="Times New Roman"/>
+          <w:rFonts w:ascii="Times New Roman" w:hAnsi="Times New Roman" w:eastAsia="Times New Roman" w:cs="Times New Roman"/>
           <w:b/>
           <w:i w:val="0"/>
           <w:sz w:val="26"/>
@@ -1504,7 +1796,7 @@
       </w:r>
       <w:r>
         <w:rPr>
-          <w:rFonts w:ascii="Times New Roman" w:hAnsi="Times New Roman" w:eastAsia="Times New Roman"/>
+          <w:rFonts w:ascii="Times New Roman" w:hAnsi="Times New Roman" w:eastAsia="Times New Roman" w:cs="Times New Roman"/>
           <w:b w:val="0"/>
           <w:i/>
           <w:sz w:val="26"/>
@@ -1520,7 +1812,7 @@
       </w:pPr>
       <w:r>
         <w:rPr>
-          <w:rFonts w:ascii="Times New Roman" w:hAnsi="Times New Roman" w:eastAsia="Times New Roman"/>
+          <w:rFonts w:ascii="Times New Roman" w:hAnsi="Times New Roman" w:eastAsia="Times New Roman" w:cs="Times New Roman"/>
           <w:b/>
           <w:i w:val="0"/>
           <w:sz w:val="26"/>
@@ -1529,7 +1821,7 @@
       </w:r>
       <w:r>
         <w:rPr>
-          <w:rFonts w:ascii="Times New Roman" w:hAnsi="Times New Roman" w:eastAsia="Times New Roman"/>
+          <w:rFonts w:ascii="Times New Roman" w:hAnsi="Times New Roman" w:eastAsia="Times New Roman" w:cs="Times New Roman"/>
           <w:b w:val="0"/>
           <w:i/>
           <w:sz w:val="26"/>
@@ -1545,7 +1837,7 @@
       </w:pPr>
       <w:r>
         <w:rPr>
-          <w:rFonts w:ascii="Times New Roman" w:hAnsi="Times New Roman" w:eastAsia="Times New Roman"/>
+          <w:rFonts w:ascii="Times New Roman" w:hAnsi="Times New Roman" w:eastAsia="Times New Roman" w:cs="Times New Roman"/>
           <w:b/>
           <w:i w:val="0"/>
           <w:sz w:val="26"/>
@@ -1586,10 +1878,15 @@
               <w:spacing w:line="276" w:lineRule="auto" w:after="40"/>
               <w:jc w:val="center"/>
             </w:pPr>
-            <w:r/>
-            <w:r>
-              <w:rPr>
-                <w:rFonts w:ascii="Times New Roman" w:hAnsi="Times New Roman" w:eastAsia="Times New Roman"/>
+            <w:r>
+              <w:rPr>
+                <w:rFonts w:ascii="Times New Roman" w:hAnsi="Times New Roman" w:cs="Times New Roman"/>
+                <w:sz w:val="26"/>
+              </w:rPr>
+            </w:r>
+            <w:r>
+              <w:rPr>
+                <w:rFonts w:ascii="Times New Roman" w:hAnsi="Times New Roman" w:eastAsia="Times New Roman" w:cs="Times New Roman"/>
                 <w:b/>
                 <w:i w:val="0"/>
                 <w:sz w:val="26"/>
@@ -1613,10 +1910,15 @@
               <w:spacing w:line="276" w:lineRule="auto" w:after="40"/>
               <w:jc w:val="center"/>
             </w:pPr>
-            <w:r/>
-            <w:r>
-              <w:rPr>
-                <w:rFonts w:ascii="Times New Roman" w:hAnsi="Times New Roman" w:eastAsia="Times New Roman"/>
+            <w:r>
+              <w:rPr>
+                <w:rFonts w:ascii="Times New Roman" w:hAnsi="Times New Roman" w:cs="Times New Roman"/>
+                <w:sz w:val="26"/>
+              </w:rPr>
+            </w:r>
+            <w:r>
+              <w:rPr>
+                <w:rFonts w:ascii="Times New Roman" w:hAnsi="Times New Roman" w:eastAsia="Times New Roman" w:cs="Times New Roman"/>
                 <w:b/>
                 <w:i w:val="0"/>
                 <w:sz w:val="26"/>
@@ -1639,168 +1941,113 @@
           </w:tcPr>
           <w:p>
             <w:pPr>
-              <w:spacing w:line="276" w:lineRule="auto" w:after="40"/>
-              <w:jc w:val="left"/>
+              <w:spacing w:after="60" w:line="276" w:lineRule="auto"/>
             </w:pPr>
             <w:r/>
             <w:r>
               <w:rPr>
-                <w:rFonts w:ascii="Times New Roman" w:hAnsi="Times New Roman" w:eastAsia="Times New Roman"/>
-                <w:b w:val="0"/>
-                <w:i w:val="0"/>
-                <w:sz w:val="26"/>
-              </w:rPr>
-              <w:t>Bước 1: Chuyển giao nhiệm vụ học tập:</w:t>
-            </w:r>
-          </w:p>
-          <w:p>
-            <w:pPr>
-              <w:spacing w:line="276" w:lineRule="auto" w:after="40"/>
-              <w:jc w:val="left"/>
-            </w:pPr>
-            <w:r>
-              <w:rPr>
-                <w:rFonts w:ascii="Times New Roman" w:hAnsi="Times New Roman" w:eastAsia="Times New Roman"/>
-                <w:b w:val="0"/>
-                <w:i w:val="0"/>
-                <w:sz w:val="26"/>
-              </w:rPr>
-              <w:t>- GV giao bài tập thực hành bài Bài 5. Sử dụng bảng tính giải quyết bài toán thực tế (Tiết 1) trên máy tính.</w:t>
-            </w:r>
-          </w:p>
-          <w:p>
-            <w:pPr>
-              <w:spacing w:line="276" w:lineRule="auto" w:after="40"/>
-              <w:jc w:val="left"/>
-            </w:pPr>
-            <w:r>
-              <w:rPr>
-                <w:rFonts w:ascii="Times New Roman" w:hAnsi="Times New Roman" w:eastAsia="Times New Roman"/>
-                <w:b w:val="0"/>
-                <w:i w:val="0"/>
-                <w:sz w:val="26"/>
-              </w:rPr>
-              <w:t>Bước 2: Học sinh tiếp nhận nhiệm vụ học tập:</w:t>
-            </w:r>
-          </w:p>
-          <w:p>
-            <w:pPr>
-              <w:spacing w:line="276" w:lineRule="auto" w:after="40"/>
-              <w:jc w:val="left"/>
-            </w:pPr>
-            <w:r>
-              <w:rPr>
-                <w:rFonts w:ascii="Times New Roman" w:hAnsi="Times New Roman" w:eastAsia="Times New Roman"/>
-                <w:b w:val="0"/>
-                <w:i w:val="0"/>
-                <w:sz w:val="26"/>
-              </w:rPr>
-              <w:t>- HS mở phần mềm/tệp thực hành, bắt đầu làm bài.</w:t>
-            </w:r>
-          </w:p>
-          <w:p>
-            <w:pPr>
-              <w:spacing w:line="276" w:lineRule="auto" w:after="40"/>
-              <w:jc w:val="left"/>
-            </w:pPr>
-            <w:r>
-              <w:rPr>
-                <w:rFonts w:ascii="Times New Roman" w:hAnsi="Times New Roman" w:eastAsia="Times New Roman"/>
-                <w:b w:val="0"/>
-                <w:i w:val="0"/>
-                <w:sz w:val="26"/>
-              </w:rPr>
-              <w:t>- HS trao đổi nhóm đôi khi gặp khó khăn.</w:t>
-            </w:r>
-          </w:p>
-          <w:p>
-            <w:pPr>
-              <w:spacing w:line="276" w:lineRule="auto" w:after="40"/>
-              <w:jc w:val="left"/>
-            </w:pPr>
-            <w:r>
-              <w:rPr>
-                <w:rFonts w:ascii="Times New Roman" w:hAnsi="Times New Roman" w:eastAsia="Times New Roman"/>
-                <w:b w:val="0"/>
-                <w:i w:val="0"/>
-                <w:sz w:val="26"/>
-              </w:rPr>
-              <w:t>Bước 3: Báo cáo kết quả hoạt động:</w:t>
-            </w:r>
-          </w:p>
-          <w:p>
-            <w:pPr>
-              <w:spacing w:line="276" w:lineRule="auto" w:after="40"/>
-              <w:jc w:val="left"/>
-            </w:pPr>
-            <w:r>
-              <w:rPr>
-                <w:rFonts w:ascii="Times New Roman" w:hAnsi="Times New Roman" w:eastAsia="Times New Roman"/>
-                <w:b w:val="0"/>
-                <w:i w:val="0"/>
-                <w:sz w:val="26"/>
-              </w:rPr>
-              <w:t>- GV kiểm tra sản phẩm tại máy.</w:t>
-            </w:r>
-          </w:p>
-          <w:p>
-            <w:pPr>
-              <w:spacing w:line="276" w:lineRule="auto" w:after="40"/>
-              <w:jc w:val="left"/>
-            </w:pPr>
-            <w:r>
-              <w:rPr>
-                <w:rFonts w:ascii="Times New Roman" w:hAnsi="Times New Roman" w:eastAsia="Times New Roman"/>
-                <w:b w:val="0"/>
-                <w:i w:val="0"/>
-                <w:sz w:val="26"/>
-              </w:rPr>
-              <w:t>- HS đổi chéo kiểm tra bài của nhau.</w:t>
-            </w:r>
-          </w:p>
-          <w:p>
-            <w:pPr>
-              <w:spacing w:line="276" w:lineRule="auto" w:after="40"/>
-              <w:jc w:val="left"/>
-            </w:pPr>
-            <w:r>
-              <w:rPr>
-                <w:rFonts w:ascii="Times New Roman" w:hAnsi="Times New Roman" w:eastAsia="Times New Roman"/>
-                <w:b w:val="0"/>
-                <w:i w:val="0"/>
-                <w:sz w:val="26"/>
-              </w:rPr>
-              <w:t>Bước 4: Đánh giá kết quả thực hiện nhiệm vụ:</w:t>
-            </w:r>
-          </w:p>
-          <w:p>
-            <w:pPr>
-              <w:spacing w:line="276" w:lineRule="auto" w:after="40"/>
-              <w:jc w:val="left"/>
-            </w:pPr>
-            <w:r>
-              <w:rPr>
-                <w:rFonts w:ascii="Times New Roman" w:hAnsi="Times New Roman" w:eastAsia="Times New Roman"/>
-                <w:b w:val="0"/>
-                <w:i w:val="0"/>
-                <w:sz w:val="26"/>
-              </w:rPr>
-              <w:t>- GV nhận xét, đánh giá kết quả thực hành.</w:t>
-            </w:r>
-          </w:p>
-          <w:p>
-            <w:pPr>
-              <w:spacing w:line="276" w:lineRule="auto" w:after="40"/>
-              <w:jc w:val="left"/>
-            </w:pPr>
-            <w:r>
-              <w:rPr>
-                <w:rFonts w:ascii="Times New Roman" w:hAnsi="Times New Roman" w:eastAsia="Times New Roman"/>
-                <w:b w:val="0"/>
-                <w:i w:val="0"/>
-                <w:sz w:val="26"/>
-              </w:rPr>
-              <w:t>- Tuyên dương HS làm tốt.</w:t>
+                <w:rFonts w:ascii="Times New Roman" w:hAnsi="Times New Roman"/>
+                <w:b/>
+                <w:i w:val="0"/>
+                <w:color w:val="000000"/>
+                <w:sz w:val="26"/>
+              </w:rPr>
+              <w:t>3. HĐ LUYỆN TẬP-THỰC HÀNH (10 phút)</w:t>
+            </w:r>
+          </w:p>
+          <w:p>
+            <w:pPr>
+              <w:spacing w:after="60" w:line="276" w:lineRule="auto"/>
+            </w:pPr>
+            <w:r>
+              <w:rPr>
+                <w:rFonts w:ascii="Times New Roman" w:hAnsi="Times New Roman"/>
+                <w:b/>
+                <w:i/>
+                <w:color w:val="000000"/>
+                <w:sz w:val="26"/>
+              </w:rPr>
+              <w:t>*Mục tiêu: HS thực hành lập bảng tính mini và nhập dữ liệu, định dạng ô theo yêu cầu SGK tr.24.</w:t>
+            </w:r>
+          </w:p>
+          <w:p>
+            <w:pPr>
+              <w:spacing w:after="60" w:line="276" w:lineRule="auto"/>
+            </w:pPr>
+          </w:p>
+          <w:p>
+            <w:pPr>
+              <w:spacing w:after="60" w:line="276" w:lineRule="auto"/>
+            </w:pPr>
+            <w:r>
+              <w:rPr>
+                <w:rFonts w:ascii="Times New Roman" w:hAnsi="Times New Roman"/>
+                <w:b w:val="0"/>
+                <w:i w:val="0"/>
+                <w:color w:val="000000"/>
+                <w:sz w:val="26"/>
+              </w:rPr>
+              <w:t>GV: Giao nhiệm vụ thực hành trên máy tính:</w:t>
+            </w:r>
+          </w:p>
+          <w:p>
+            <w:pPr>
+              <w:spacing w:after="60" w:line="276" w:lineRule="auto"/>
+            </w:pPr>
+            <w:r>
+              <w:rPr>
+                <w:rFonts w:ascii="Times New Roman" w:hAnsi="Times New Roman"/>
+                <w:b w:val="0"/>
+                <w:i w:val="0"/>
+                <w:color w:val="000000"/>
+                <w:sz w:val="26"/>
+              </w:rPr>
+              <w:t xml:space="preserve">  1. Mở phần mềm Excel, nhập bảng dự toán mua sách vở gồm 5 dòng.</w:t>
+            </w:r>
+          </w:p>
+          <w:p>
+            <w:pPr>
+              <w:spacing w:after="60" w:line="276" w:lineRule="auto"/>
+            </w:pPr>
+            <w:r>
+              <w:rPr>
+                <w:rFonts w:ascii="Times New Roman" w:hAnsi="Times New Roman"/>
+                <w:b w:val="0"/>
+                <w:i w:val="0"/>
+                <w:color w:val="000000"/>
+                <w:sz w:val="26"/>
+              </w:rPr>
+              <w:t xml:space="preserve">  2. Thực hiện định dạng: Kẻ viền bảng, in đậm dòng tiêu đề, tô nền nhạt cho tiêu đề.</w:t>
+            </w:r>
+          </w:p>
+          <w:p>
+            <w:pPr>
+              <w:spacing w:after="60" w:line="276" w:lineRule="auto"/>
+            </w:pPr>
+            <w:r>
+              <w:rPr>
+                <w:rFonts w:ascii="Times New Roman" w:hAnsi="Times New Roman"/>
+                <w:b w:val="0"/>
+                <w:i w:val="0"/>
+                <w:color w:val="000000"/>
+                <w:sz w:val="26"/>
+              </w:rPr>
+              <w:t xml:space="preserve">  3. Định dạng cột Đơn giá có dấu phân cách hàng nghìn (ví dụ: 15,000).</w:t>
+            </w:r>
+          </w:p>
+          <w:p>
+            <w:pPr>
+              <w:spacing w:after="60" w:line="276" w:lineRule="auto"/>
+            </w:pPr>
+            <w:r>
+              <w:rPr>
+                <w:rFonts w:ascii="Times New Roman" w:hAnsi="Times New Roman"/>
+                <w:b w:val="0"/>
+                <w:i w:val="0"/>
+                <w:color w:val="000000"/>
+                <w:sz w:val="26"/>
+              </w:rPr>
+              <w:t>- GV theo dõi và sửa thao tác trực tiếp tại các bàn máy tính.</w:t>
             </w:r>
           </w:p>
         </w:tc>
@@ -1816,33 +2063,68 @@
           </w:tcPr>
           <w:p>
             <w:pPr>
-              <w:spacing w:line="276" w:lineRule="auto" w:after="40"/>
-              <w:jc w:val="left"/>
+              <w:spacing w:after="60" w:line="276" w:lineRule="auto"/>
             </w:pPr>
             <w:r/>
             <w:r>
               <w:rPr>
-                <w:rFonts w:ascii="Times New Roman" w:hAnsi="Times New Roman" w:eastAsia="Times New Roman"/>
-                <w:b w:val="0"/>
-                <w:i w:val="0"/>
-                <w:sz w:val="26"/>
-              </w:rPr>
-              <w:t>Sản phẩm thực hành hoàn thành.</w:t>
-            </w:r>
-          </w:p>
-          <w:p>
-            <w:pPr>
-              <w:spacing w:line="276" w:lineRule="auto" w:after="40"/>
-              <w:jc w:val="left"/>
-            </w:pPr>
-            <w:r>
-              <w:rPr>
-                <w:rFonts w:ascii="Times New Roman" w:hAnsi="Times New Roman" w:eastAsia="Times New Roman"/>
-                <w:b w:val="0"/>
-                <w:i w:val="0"/>
-                <w:sz w:val="26"/>
-              </w:rPr>
-              <w:t>HS tự tin thao tác trên máy tính.</w:t>
+                <w:rFonts w:ascii="Times New Roman" w:hAnsi="Times New Roman"/>
+                <w:b/>
+                <w:i w:val="0"/>
+                <w:color w:val="000000"/>
+                <w:sz w:val="26"/>
+              </w:rPr>
+              <w:t>3. HĐ LUYỆN TẬP-THỰC HÀNH (10 phút)</w:t>
+            </w:r>
+          </w:p>
+          <w:p>
+            <w:pPr>
+              <w:spacing w:after="60" w:line="276" w:lineRule="auto"/>
+            </w:pPr>
+            <w:r>
+              <w:rPr>
+                <w:rFonts w:ascii="Times New Roman" w:hAnsi="Times New Roman"/>
+                <w:b/>
+                <w:i/>
+                <w:color w:val="000000"/>
+                <w:sz w:val="26"/>
+              </w:rPr>
+              <w:t>*Mục tiêu: HS thực hành lập bảng tính mini và nhập dữ liệu, định dạng ô theo yêu cầu SGK tr.24.</w:t>
+            </w:r>
+          </w:p>
+          <w:p>
+            <w:pPr>
+              <w:spacing w:after="60" w:line="276" w:lineRule="auto"/>
+            </w:pPr>
+          </w:p>
+          <w:p>
+            <w:pPr>
+              <w:spacing w:after="60" w:line="276" w:lineRule="auto"/>
+            </w:pPr>
+            <w:r>
+              <w:rPr>
+                <w:rFonts w:ascii="Times New Roman" w:hAnsi="Times New Roman"/>
+                <w:b w:val="0"/>
+                <w:i w:val="0"/>
+                <w:color w:val="000000"/>
+                <w:sz w:val="26"/>
+              </w:rPr>
+              <w:t>- HS thao tác nhanh nhẹn trên Excel: tạo bảng, kẻ viền và định dạng ô tính đẹp mắt.</w:t>
+            </w:r>
+          </w:p>
+          <w:p>
+            <w:pPr>
+              <w:spacing w:after="60" w:line="276" w:lineRule="auto"/>
+            </w:pPr>
+            <w:r>
+              <w:rPr>
+                <w:rFonts w:ascii="Times New Roman" w:hAnsi="Times New Roman"/>
+                <w:b w:val="0"/>
+                <w:i w:val="0"/>
+                <w:color w:val="000000"/>
+                <w:sz w:val="26"/>
+              </w:rPr>
+              <w:t>- HS kiểm tra số liệu căn lề đúng chuẩn.</w:t>
             </w:r>
           </w:p>
         </w:tc>
@@ -1862,7 +2144,7 @@
       </w:pPr>
       <w:r>
         <w:rPr>
-          <w:rFonts w:ascii="Times New Roman" w:hAnsi="Times New Roman" w:eastAsia="Times New Roman"/>
+          <w:rFonts w:ascii="Times New Roman" w:hAnsi="Times New Roman" w:eastAsia="Times New Roman" w:cs="Times New Roman"/>
           <w:b/>
           <w:i w:val="0"/>
           <w:sz w:val="26"/>
@@ -1878,7 +2160,7 @@
       </w:pPr>
       <w:r>
         <w:rPr>
-          <w:rFonts w:ascii="Times New Roman" w:hAnsi="Times New Roman" w:eastAsia="Times New Roman"/>
+          <w:rFonts w:ascii="Times New Roman" w:hAnsi="Times New Roman" w:eastAsia="Times New Roman" w:cs="Times New Roman"/>
           <w:b/>
           <w:i w:val="0"/>
           <w:sz w:val="26"/>
@@ -1887,7 +2169,7 @@
       </w:r>
       <w:r>
         <w:rPr>
-          <w:rFonts w:ascii="Times New Roman" w:hAnsi="Times New Roman" w:eastAsia="Times New Roman"/>
+          <w:rFonts w:ascii="Times New Roman" w:hAnsi="Times New Roman" w:eastAsia="Times New Roman" w:cs="Times New Roman"/>
           <w:b w:val="0"/>
           <w:i/>
           <w:sz w:val="26"/>
@@ -1903,7 +2185,7 @@
       </w:pPr>
       <w:r>
         <w:rPr>
-          <w:rFonts w:ascii="Times New Roman" w:hAnsi="Times New Roman" w:eastAsia="Times New Roman"/>
+          <w:rFonts w:ascii="Times New Roman" w:hAnsi="Times New Roman" w:eastAsia="Times New Roman" w:cs="Times New Roman"/>
           <w:b/>
           <w:i w:val="0"/>
           <w:sz w:val="26"/>
@@ -1912,7 +2194,7 @@
       </w:r>
       <w:r>
         <w:rPr>
-          <w:rFonts w:ascii="Times New Roman" w:hAnsi="Times New Roman" w:eastAsia="Times New Roman"/>
+          <w:rFonts w:ascii="Times New Roman" w:hAnsi="Times New Roman" w:eastAsia="Times New Roman" w:cs="Times New Roman"/>
           <w:b w:val="0"/>
           <w:i/>
           <w:sz w:val="26"/>
@@ -1928,7 +2210,7 @@
       </w:pPr>
       <w:r>
         <w:rPr>
-          <w:rFonts w:ascii="Times New Roman" w:hAnsi="Times New Roman" w:eastAsia="Times New Roman"/>
+          <w:rFonts w:ascii="Times New Roman" w:hAnsi="Times New Roman" w:eastAsia="Times New Roman" w:cs="Times New Roman"/>
           <w:b/>
           <w:i w:val="0"/>
           <w:sz w:val="26"/>
@@ -1937,7 +2219,7 @@
       </w:r>
       <w:r>
         <w:rPr>
-          <w:rFonts w:ascii="Times New Roman" w:hAnsi="Times New Roman" w:eastAsia="Times New Roman"/>
+          <w:rFonts w:ascii="Times New Roman" w:hAnsi="Times New Roman" w:eastAsia="Times New Roman" w:cs="Times New Roman"/>
           <w:b w:val="0"/>
           <w:i/>
           <w:sz w:val="26"/>
@@ -1953,7 +2235,7 @@
       </w:pPr>
       <w:r>
         <w:rPr>
-          <w:rFonts w:ascii="Times New Roman" w:hAnsi="Times New Roman" w:eastAsia="Times New Roman"/>
+          <w:rFonts w:ascii="Times New Roman" w:hAnsi="Times New Roman" w:eastAsia="Times New Roman" w:cs="Times New Roman"/>
           <w:b/>
           <w:i w:val="0"/>
           <w:sz w:val="26"/>
@@ -1994,10 +2276,15 @@
               <w:spacing w:line="276" w:lineRule="auto" w:after="40"/>
               <w:jc w:val="center"/>
             </w:pPr>
-            <w:r/>
-            <w:r>
-              <w:rPr>
-                <w:rFonts w:ascii="Times New Roman" w:hAnsi="Times New Roman" w:eastAsia="Times New Roman"/>
+            <w:r>
+              <w:rPr>
+                <w:rFonts w:ascii="Times New Roman" w:hAnsi="Times New Roman" w:cs="Times New Roman"/>
+                <w:sz w:val="26"/>
+              </w:rPr>
+            </w:r>
+            <w:r>
+              <w:rPr>
+                <w:rFonts w:ascii="Times New Roman" w:hAnsi="Times New Roman" w:eastAsia="Times New Roman" w:cs="Times New Roman"/>
                 <w:b/>
                 <w:i w:val="0"/>
                 <w:sz w:val="26"/>
@@ -2021,10 +2308,15 @@
               <w:spacing w:line="276" w:lineRule="auto" w:after="40"/>
               <w:jc w:val="center"/>
             </w:pPr>
-            <w:r/>
-            <w:r>
-              <w:rPr>
-                <w:rFonts w:ascii="Times New Roman" w:hAnsi="Times New Roman" w:eastAsia="Times New Roman"/>
+            <w:r>
+              <w:rPr>
+                <w:rFonts w:ascii="Times New Roman" w:hAnsi="Times New Roman" w:cs="Times New Roman"/>
+                <w:sz w:val="26"/>
+              </w:rPr>
+            </w:r>
+            <w:r>
+              <w:rPr>
+                <w:rFonts w:ascii="Times New Roman" w:hAnsi="Times New Roman" w:eastAsia="Times New Roman" w:cs="Times New Roman"/>
                 <w:b/>
                 <w:i w:val="0"/>
                 <w:sz w:val="26"/>
@@ -2047,138 +2339,68 @@
           </w:tcPr>
           <w:p>
             <w:pPr>
-              <w:spacing w:line="276" w:lineRule="auto" w:after="40"/>
-              <w:jc w:val="left"/>
+              <w:spacing w:after="60" w:line="276" w:lineRule="auto"/>
             </w:pPr>
             <w:r/>
             <w:r>
               <w:rPr>
-                <w:rFonts w:ascii="Times New Roman" w:hAnsi="Times New Roman" w:eastAsia="Times New Roman"/>
-                <w:b w:val="0"/>
-                <w:i w:val="0"/>
-                <w:sz w:val="26"/>
-              </w:rPr>
-              <w:t>Bước 1: Chuyển giao nhiệm vụ học tập:</w:t>
-            </w:r>
-          </w:p>
-          <w:p>
-            <w:pPr>
-              <w:spacing w:line="276" w:lineRule="auto" w:after="40"/>
-              <w:jc w:val="left"/>
-            </w:pPr>
-            <w:r>
-              <w:rPr>
-                <w:rFonts w:ascii="Times New Roman" w:hAnsi="Times New Roman" w:eastAsia="Times New Roman"/>
-                <w:b w:val="0"/>
-                <w:i w:val="0"/>
-                <w:sz w:val="26"/>
-              </w:rPr>
-              <w:t>- GV nêu câu hỏi: "Em có thể ứng dụng kiến thức bài Bài 5. Sử dụng bảng tính giải quyết bài toán thực tế (Tiết 1) như thế nào trong cuộc sống?"</w:t>
-            </w:r>
-          </w:p>
-          <w:p>
-            <w:pPr>
-              <w:spacing w:line="276" w:lineRule="auto" w:after="40"/>
-              <w:jc w:val="left"/>
-            </w:pPr>
-            <w:r>
-              <w:rPr>
-                <w:rFonts w:ascii="Times New Roman" w:hAnsi="Times New Roman" w:eastAsia="Times New Roman"/>
-                <w:b w:val="0"/>
-                <w:i w:val="0"/>
-                <w:sz w:val="26"/>
-              </w:rPr>
-              <w:t>Bước 2: Học sinh tiếp nhận nhiệm vụ học tập:</w:t>
-            </w:r>
-          </w:p>
-          <w:p>
-            <w:pPr>
-              <w:spacing w:line="276" w:lineRule="auto" w:after="40"/>
-              <w:jc w:val="left"/>
-            </w:pPr>
-            <w:r>
-              <w:rPr>
-                <w:rFonts w:ascii="Times New Roman" w:hAnsi="Times New Roman" w:eastAsia="Times New Roman"/>
-                <w:b w:val="0"/>
-                <w:i w:val="0"/>
-                <w:sz w:val="26"/>
-              </w:rPr>
-              <w:t>- HS suy nghĩ, thảo luận nhanh hoặc ghi chép ý tưởng.</w:t>
-            </w:r>
-          </w:p>
-          <w:p>
-            <w:pPr>
-              <w:spacing w:line="276" w:lineRule="auto" w:after="40"/>
-              <w:jc w:val="left"/>
-            </w:pPr>
-            <w:r>
-              <w:rPr>
-                <w:rFonts w:ascii="Times New Roman" w:hAnsi="Times New Roman" w:eastAsia="Times New Roman"/>
-                <w:b w:val="0"/>
-                <w:i w:val="0"/>
-                <w:sz w:val="26"/>
-              </w:rPr>
-              <w:t>Bước 3: Báo cáo kết quả hoạt động:</w:t>
-            </w:r>
-          </w:p>
-          <w:p>
-            <w:pPr>
-              <w:spacing w:line="276" w:lineRule="auto" w:after="40"/>
-              <w:jc w:val="left"/>
-            </w:pPr>
-            <w:r>
-              <w:rPr>
-                <w:rFonts w:ascii="Times New Roman" w:hAnsi="Times New Roman" w:eastAsia="Times New Roman"/>
-                <w:b w:val="0"/>
-                <w:i w:val="0"/>
-                <w:sz w:val="26"/>
-              </w:rPr>
-              <w:t>- 1-2 HS chia sẻ ý tưởng vận dụng trước lớp.</w:t>
-            </w:r>
-          </w:p>
-          <w:p>
-            <w:pPr>
-              <w:spacing w:line="276" w:lineRule="auto" w:after="40"/>
-              <w:jc w:val="left"/>
-            </w:pPr>
-            <w:r>
-              <w:rPr>
-                <w:rFonts w:ascii="Times New Roman" w:hAnsi="Times New Roman" w:eastAsia="Times New Roman"/>
-                <w:b w:val="0"/>
-                <w:i w:val="0"/>
-                <w:sz w:val="26"/>
-              </w:rPr>
-              <w:t>Bước 4: Giáo viên nhắc nhở nhiệm vụ về nhà:</w:t>
-            </w:r>
-          </w:p>
-          <w:p>
-            <w:pPr>
-              <w:spacing w:line="276" w:lineRule="auto" w:after="40"/>
-              <w:jc w:val="left"/>
-            </w:pPr>
-            <w:r>
-              <w:rPr>
-                <w:rFonts w:ascii="Times New Roman" w:hAnsi="Times New Roman" w:eastAsia="Times New Roman"/>
-                <w:b w:val="0"/>
-                <w:i w:val="0"/>
-                <w:sz w:val="26"/>
-              </w:rPr>
-              <w:t>- GV tổng kết tiết học, giao nhiệm vụ chuẩn bị bài sau.</w:t>
-            </w:r>
-          </w:p>
-          <w:p>
-            <w:pPr>
-              <w:spacing w:line="276" w:lineRule="auto" w:after="40"/>
-              <w:jc w:val="left"/>
-            </w:pPr>
-            <w:r>
-              <w:rPr>
-                <w:rFonts w:ascii="Times New Roman" w:hAnsi="Times New Roman" w:eastAsia="Times New Roman"/>
-                <w:b w:val="0"/>
-                <w:i w:val="0"/>
-                <w:sz w:val="26"/>
-              </w:rPr>
-              <w:t>- Hướng dẫn HS lưu bài, tắt máy và xếp gọn phòng học.</w:t>
+                <w:rFonts w:ascii="Times New Roman" w:hAnsi="Times New Roman"/>
+                <w:b/>
+                <w:i w:val="0"/>
+                <w:color w:val="000000"/>
+                <w:sz w:val="26"/>
+              </w:rPr>
+              <w:t>4. HOẠT ĐỘNG VẬN DỤNG, TRẢI NGHIỆM (5 phút)</w:t>
+            </w:r>
+          </w:p>
+          <w:p>
+            <w:pPr>
+              <w:spacing w:after="60" w:line="276" w:lineRule="auto"/>
+            </w:pPr>
+            <w:r>
+              <w:rPr>
+                <w:rFonts w:ascii="Times New Roman" w:hAnsi="Times New Roman"/>
+                <w:b/>
+                <w:i/>
+                <w:color w:val="000000"/>
+                <w:sz w:val="26"/>
+              </w:rPr>
+              <w:t>*Mục tiêu: HS định hướng áp dụng bảng tính để quản lý chi tiêu cá nhân trong gia đình.</w:t>
+            </w:r>
+          </w:p>
+          <w:p>
+            <w:pPr>
+              <w:spacing w:after="60" w:line="276" w:lineRule="auto"/>
+            </w:pPr>
+          </w:p>
+          <w:p>
+            <w:pPr>
+              <w:spacing w:after="60" w:line="276" w:lineRule="auto"/>
+            </w:pPr>
+            <w:r>
+              <w:rPr>
+                <w:rFonts w:ascii="Times New Roman" w:hAnsi="Times New Roman"/>
+                <w:b w:val="0"/>
+                <w:i w:val="0"/>
+                <w:color w:val="000000"/>
+                <w:sz w:val="26"/>
+              </w:rPr>
+              <w:t>- GV giao bài tập: Về nhà hãy lập bảng theo dõi chi tiêu học tập của bản thân trong 1 tháng (tiền mua bút, vở, sách tham khảo...).</w:t>
+            </w:r>
+          </w:p>
+          <w:p>
+            <w:pPr>
+              <w:spacing w:after="60" w:line="276" w:lineRule="auto"/>
+            </w:pPr>
+            <w:r>
+              <w:rPr>
+                <w:rFonts w:ascii="Times New Roman" w:hAnsi="Times New Roman"/>
+                <w:b w:val="0"/>
+                <w:i w:val="0"/>
+                <w:color w:val="000000"/>
+                <w:sz w:val="26"/>
+              </w:rPr>
+              <w:t>- Tiết 2 tuần sau chúng ta sẽ học cách viết công thức tính tổng tự động và vẽ biểu đồ hình cột trực quan!</w:t>
             </w:r>
           </w:p>
         </w:tc>
@@ -2194,33 +2416,68 @@
           </w:tcPr>
           <w:p>
             <w:pPr>
-              <w:spacing w:line="276" w:lineRule="auto" w:after="40"/>
-              <w:jc w:val="left"/>
+              <w:spacing w:after="60" w:line="276" w:lineRule="auto"/>
             </w:pPr>
             <w:r/>
             <w:r>
               <w:rPr>
-                <w:rFonts w:ascii="Times New Roman" w:hAnsi="Times New Roman" w:eastAsia="Times New Roman"/>
-                <w:b w:val="0"/>
-                <w:i w:val="0"/>
-                <w:sz w:val="26"/>
-              </w:rPr>
-              <w:t>HS liên hệ được kiến thức với thực tế.</w:t>
-            </w:r>
-          </w:p>
-          <w:p>
-            <w:pPr>
-              <w:spacing w:line="276" w:lineRule="auto" w:after="40"/>
-              <w:jc w:val="left"/>
-            </w:pPr>
-            <w:r>
-              <w:rPr>
-                <w:rFonts w:ascii="Times New Roman" w:hAnsi="Times New Roman" w:eastAsia="Times New Roman"/>
-                <w:b w:val="0"/>
-                <w:i w:val="0"/>
-                <w:sz w:val="26"/>
-              </w:rPr>
-              <w:t>Phòng máy thu dọn gọn gàng.</w:t>
+                <w:rFonts w:ascii="Times New Roman" w:hAnsi="Times New Roman"/>
+                <w:b/>
+                <w:i w:val="0"/>
+                <w:color w:val="000000"/>
+                <w:sz w:val="26"/>
+              </w:rPr>
+              <w:t>4. HOẠT ĐỘNG VẬN DỤNG, TRẢI NGHIỆM (5 phút)</w:t>
+            </w:r>
+          </w:p>
+          <w:p>
+            <w:pPr>
+              <w:spacing w:after="60" w:line="276" w:lineRule="auto"/>
+            </w:pPr>
+            <w:r>
+              <w:rPr>
+                <w:rFonts w:ascii="Times New Roman" w:hAnsi="Times New Roman"/>
+                <w:b/>
+                <w:i/>
+                <w:color w:val="000000"/>
+                <w:sz w:val="26"/>
+              </w:rPr>
+              <w:t>*Mục tiêu: HS định hướng áp dụng bảng tính để quản lý chi tiêu cá nhân trong gia đình.</w:t>
+            </w:r>
+          </w:p>
+          <w:p>
+            <w:pPr>
+              <w:spacing w:after="60" w:line="276" w:lineRule="auto"/>
+            </w:pPr>
+          </w:p>
+          <w:p>
+            <w:pPr>
+              <w:spacing w:after="60" w:line="276" w:lineRule="auto"/>
+            </w:pPr>
+            <w:r>
+              <w:rPr>
+                <w:rFonts w:ascii="Times New Roman" w:hAnsi="Times New Roman"/>
+                <w:b w:val="0"/>
+                <w:i w:val="0"/>
+                <w:color w:val="000000"/>
+                <w:sz w:val="26"/>
+              </w:rPr>
+              <w:t>- HS tiếp thu nhiệm vụ và sẵn sàng cho tiết học tiếp theo.</w:t>
+            </w:r>
+          </w:p>
+          <w:p>
+            <w:pPr>
+              <w:spacing w:after="60" w:line="276" w:lineRule="auto"/>
+            </w:pPr>
+            <w:r>
+              <w:rPr>
+                <w:rFonts w:ascii="Times New Roman" w:hAnsi="Times New Roman"/>
+                <w:b w:val="0"/>
+                <w:i w:val="0"/>
+                <w:color w:val="000000"/>
+                <w:sz w:val="26"/>
+              </w:rPr>
+              <w:t>- Thực hiện tắt máy theo quy định.</w:t>
             </w:r>
           </w:p>
         </w:tc>
@@ -2240,7 +2497,7 @@
       </w:pPr>
       <w:r>
         <w:rPr>
-          <w:rFonts w:ascii="Times New Roman" w:hAnsi="Times New Roman" w:eastAsia="Times New Roman"/>
+          <w:rFonts w:ascii="Times New Roman" w:hAnsi="Times New Roman" w:eastAsia="Times New Roman" w:cs="Times New Roman"/>
           <w:b/>
           <w:i w:val="0"/>
           <w:sz w:val="26"/>
@@ -2255,7 +2512,7 @@
       </w:pPr>
       <w:r>
         <w:rPr>
-          <w:rFonts w:ascii="Times New Roman" w:hAnsi="Times New Roman" w:eastAsia="Times New Roman"/>
+          <w:rFonts w:ascii="Times New Roman" w:hAnsi="Times New Roman" w:eastAsia="Times New Roman" w:cs="Times New Roman"/>
           <w:b w:val="0"/>
           <w:i w:val="0"/>
           <w:sz w:val="26"/>
@@ -2270,7 +2527,7 @@
       </w:pPr>
       <w:r>
         <w:rPr>
-          <w:rFonts w:ascii="Times New Roman" w:hAnsi="Times New Roman" w:eastAsia="Times New Roman"/>
+          <w:rFonts w:ascii="Times New Roman" w:hAnsi="Times New Roman" w:eastAsia="Times New Roman" w:cs="Times New Roman"/>
           <w:b w:val="0"/>
           <w:i w:val="0"/>
           <w:sz w:val="26"/>
@@ -2318,10 +2575,15 @@
               <w:spacing w:line="276" w:lineRule="auto" w:after="40"/>
               <w:jc w:val="center"/>
             </w:pPr>
-            <w:r/>
-            <w:r>
-              <w:rPr>
-                <w:rFonts w:ascii="Times New Roman" w:hAnsi="Times New Roman" w:eastAsia="Times New Roman"/>
+            <w:r>
+              <w:rPr>
+                <w:rFonts w:ascii="Times New Roman" w:hAnsi="Times New Roman" w:cs="Times New Roman"/>
+                <w:sz w:val="26"/>
+              </w:rPr>
+            </w:r>
+            <w:r>
+              <w:rPr>
+                <w:rFonts w:ascii="Times New Roman" w:hAnsi="Times New Roman" w:eastAsia="Times New Roman" w:cs="Times New Roman"/>
                 <w:b/>
                 <w:i w:val="0"/>
                 <w:sz w:val="26"/>
@@ -2345,10 +2607,15 @@
               <w:spacing w:line="276" w:lineRule="auto" w:after="40"/>
               <w:jc w:val="center"/>
             </w:pPr>
-            <w:r/>
-            <w:r>
-              <w:rPr>
-                <w:rFonts w:ascii="Times New Roman" w:hAnsi="Times New Roman" w:eastAsia="Times New Roman"/>
+            <w:r>
+              <w:rPr>
+                <w:rFonts w:ascii="Times New Roman" w:hAnsi="Times New Roman" w:cs="Times New Roman"/>
+                <w:sz w:val="26"/>
+              </w:rPr>
+            </w:r>
+            <w:r>
+              <w:rPr>
+                <w:rFonts w:ascii="Times New Roman" w:hAnsi="Times New Roman" w:eastAsia="Times New Roman" w:cs="Times New Roman"/>
                 <w:b/>
                 <w:i w:val="0"/>
                 <w:sz w:val="26"/>
@@ -2372,10 +2639,15 @@
               <w:spacing w:line="276" w:lineRule="auto" w:after="40"/>
               <w:jc w:val="center"/>
             </w:pPr>
-            <w:r/>
-            <w:r>
-              <w:rPr>
-                <w:rFonts w:ascii="Times New Roman" w:hAnsi="Times New Roman" w:eastAsia="Times New Roman"/>
+            <w:r>
+              <w:rPr>
+                <w:rFonts w:ascii="Times New Roman" w:hAnsi="Times New Roman" w:cs="Times New Roman"/>
+                <w:sz w:val="26"/>
+              </w:rPr>
+            </w:r>
+            <w:r>
+              <w:rPr>
+                <w:rFonts w:ascii="Times New Roman" w:hAnsi="Times New Roman" w:eastAsia="Times New Roman" w:cs="Times New Roman"/>
                 <w:b/>
                 <w:i w:val="0"/>
                 <w:sz w:val="26"/>
@@ -2401,10 +2673,15 @@
               <w:spacing w:line="276" w:lineRule="auto" w:after="40"/>
               <w:jc w:val="center"/>
             </w:pPr>
-            <w:r/>
-            <w:r>
-              <w:rPr>
-                <w:rFonts w:ascii="Times New Roman" w:hAnsi="Times New Roman" w:eastAsia="Times New Roman"/>
+            <w:r>
+              <w:rPr>
+                <w:rFonts w:ascii="Times New Roman" w:hAnsi="Times New Roman" w:cs="Times New Roman"/>
+                <w:sz w:val="26"/>
+              </w:rPr>
+            </w:r>
+            <w:r>
+              <w:rPr>
+                <w:rFonts w:ascii="Times New Roman" w:hAnsi="Times New Roman" w:eastAsia="Times New Roman" w:cs="Times New Roman"/>
                 <w:b w:val="0"/>
                 <w:i/>
                 <w:sz w:val="26"/>
@@ -2428,10 +2705,15 @@
               <w:spacing w:line="276" w:lineRule="auto" w:after="40"/>
               <w:jc w:val="center"/>
             </w:pPr>
-            <w:r/>
-            <w:r>
-              <w:rPr>
-                <w:rFonts w:ascii="Times New Roman" w:hAnsi="Times New Roman" w:eastAsia="Times New Roman"/>
+            <w:r>
+              <w:rPr>
+                <w:rFonts w:ascii="Times New Roman" w:hAnsi="Times New Roman" w:cs="Times New Roman"/>
+                <w:sz w:val="26"/>
+              </w:rPr>
+            </w:r>
+            <w:r>
+              <w:rPr>
+                <w:rFonts w:ascii="Times New Roman" w:hAnsi="Times New Roman" w:eastAsia="Times New Roman" w:cs="Times New Roman"/>
                 <w:b w:val="0"/>
                 <w:i/>
                 <w:sz w:val="26"/>
@@ -2455,10 +2737,15 @@
               <w:spacing w:line="276" w:lineRule="auto" w:after="40"/>
               <w:jc w:val="center"/>
             </w:pPr>
-            <w:r/>
-            <w:r>
-              <w:rPr>
-                <w:rFonts w:ascii="Times New Roman" w:hAnsi="Times New Roman" w:eastAsia="Times New Roman"/>
+            <w:r>
+              <w:rPr>
+                <w:rFonts w:ascii="Times New Roman" w:hAnsi="Times New Roman" w:cs="Times New Roman"/>
+                <w:sz w:val="26"/>
+              </w:rPr>
+            </w:r>
+            <w:r>
+              <w:rPr>
+                <w:rFonts w:ascii="Times New Roman" w:hAnsi="Times New Roman" w:eastAsia="Times New Roman" w:cs="Times New Roman"/>
                 <w:b w:val="0"/>
                 <w:i/>
                 <w:sz w:val="26"/>
@@ -2484,10 +2771,15 @@
               <w:spacing w:line="276" w:lineRule="auto" w:after="40"/>
               <w:jc w:val="center"/>
             </w:pPr>
-            <w:r/>
-            <w:r>
-              <w:rPr>
-                <w:rFonts w:ascii="Times New Roman" w:hAnsi="Times New Roman" w:eastAsia="Times New Roman"/>
+            <w:r>
+              <w:rPr>
+                <w:rFonts w:ascii="Times New Roman" w:hAnsi="Times New Roman" w:cs="Times New Roman"/>
+                <w:sz w:val="26"/>
+              </w:rPr>
+            </w:r>
+            <w:r>
+              <w:rPr>
+                <w:rFonts w:ascii="Times New Roman" w:hAnsi="Times New Roman" w:eastAsia="Times New Roman" w:cs="Times New Roman"/>
                 <w:b w:val="0"/>
                 <w:i w:val="0"/>
                 <w:sz w:val="26"/>
@@ -2501,7 +2793,7 @@
             </w:pPr>
             <w:r>
               <w:rPr>
-                <w:rFonts w:ascii="Times New Roman" w:hAnsi="Times New Roman" w:eastAsia="Times New Roman"/>
+                <w:rFonts w:ascii="Times New Roman" w:hAnsi="Times New Roman" w:eastAsia="Times New Roman" w:cs="Times New Roman"/>
                 <w:b w:val="0"/>
                 <w:i w:val="0"/>
                 <w:sz w:val="26"/>
@@ -2515,7 +2807,7 @@
             </w:pPr>
             <w:r>
               <w:rPr>
-                <w:rFonts w:ascii="Times New Roman" w:hAnsi="Times New Roman" w:eastAsia="Times New Roman"/>
+                <w:rFonts w:ascii="Times New Roman" w:hAnsi="Times New Roman" w:eastAsia="Times New Roman" w:cs="Times New Roman"/>
                 <w:b w:val="0"/>
                 <w:i w:val="0"/>
                 <w:sz w:val="26"/>
@@ -2529,7 +2821,7 @@
             </w:pPr>
             <w:r>
               <w:rPr>
-                <w:rFonts w:ascii="Times New Roman" w:hAnsi="Times New Roman" w:eastAsia="Times New Roman"/>
+                <w:rFonts w:ascii="Times New Roman" w:hAnsi="Times New Roman" w:eastAsia="Times New Roman" w:cs="Times New Roman"/>
                 <w:b w:val="0"/>
                 <w:i w:val="0"/>
                 <w:sz w:val="26"/>
@@ -2552,10 +2844,15 @@
               <w:spacing w:line="276" w:lineRule="auto" w:after="40"/>
               <w:jc w:val="center"/>
             </w:pPr>
-            <w:r/>
-            <w:r>
-              <w:rPr>
-                <w:rFonts w:ascii="Times New Roman" w:hAnsi="Times New Roman" w:eastAsia="Times New Roman"/>
+            <w:r>
+              <w:rPr>
+                <w:rFonts w:ascii="Times New Roman" w:hAnsi="Times New Roman" w:cs="Times New Roman"/>
+                <w:sz w:val="26"/>
+              </w:rPr>
+            </w:r>
+            <w:r>
+              <w:rPr>
+                <w:rFonts w:ascii="Times New Roman" w:hAnsi="Times New Roman" w:eastAsia="Times New Roman" w:cs="Times New Roman"/>
                 <w:b w:val="0"/>
                 <w:i w:val="0"/>
                 <w:sz w:val="26"/>
@@ -2569,7 +2866,7 @@
             </w:pPr>
             <w:r>
               <w:rPr>
-                <w:rFonts w:ascii="Times New Roman" w:hAnsi="Times New Roman" w:eastAsia="Times New Roman"/>
+                <w:rFonts w:ascii="Times New Roman" w:hAnsi="Times New Roman" w:eastAsia="Times New Roman" w:cs="Times New Roman"/>
                 <w:b w:val="0"/>
                 <w:i w:val="0"/>
                 <w:sz w:val="26"/>
@@ -2583,7 +2880,7 @@
             </w:pPr>
             <w:r>
               <w:rPr>
-                <w:rFonts w:ascii="Times New Roman" w:hAnsi="Times New Roman" w:eastAsia="Times New Roman"/>
+                <w:rFonts w:ascii="Times New Roman" w:hAnsi="Times New Roman" w:eastAsia="Times New Roman" w:cs="Times New Roman"/>
                 <w:b w:val="0"/>
                 <w:i w:val="0"/>
                 <w:sz w:val="26"/>
@@ -2597,7 +2894,7 @@
             </w:pPr>
             <w:r>
               <w:rPr>
-                <w:rFonts w:ascii="Times New Roman" w:hAnsi="Times New Roman" w:eastAsia="Times New Roman"/>
+                <w:rFonts w:ascii="Times New Roman" w:hAnsi="Times New Roman" w:eastAsia="Times New Roman" w:cs="Times New Roman"/>
                 <w:b w:val="0"/>
                 <w:i w:val="0"/>
                 <w:sz w:val="26"/>
@@ -2626,10 +2923,15 @@
               <w:spacing w:line="276" w:lineRule="auto" w:after="40"/>
               <w:jc w:val="center"/>
             </w:pPr>
-            <w:r/>
-            <w:r>
-              <w:rPr>
-                <w:rFonts w:ascii="Times New Roman" w:hAnsi="Times New Roman" w:eastAsia="Times New Roman"/>
+            <w:r>
+              <w:rPr>
+                <w:rFonts w:ascii="Times New Roman" w:hAnsi="Times New Roman" w:cs="Times New Roman"/>
+                <w:sz w:val="26"/>
+              </w:rPr>
+            </w:r>
+            <w:r>
+              <w:rPr>
+                <w:rFonts w:ascii="Times New Roman" w:hAnsi="Times New Roman" w:eastAsia="Times New Roman" w:cs="Times New Roman"/>
                 <w:b/>
                 <w:i w:val="0"/>
                 <w:sz w:val="26"/>
@@ -2643,7 +2945,7 @@
             </w:pPr>
             <w:r>
               <w:rPr>
-                <w:rFonts w:ascii="Times New Roman" w:hAnsi="Times New Roman" w:eastAsia="Times New Roman"/>
+                <w:rFonts w:ascii="Times New Roman" w:hAnsi="Times New Roman" w:eastAsia="Times New Roman" w:cs="Times New Roman"/>
                 <w:b/>
                 <w:i w:val="0"/>
                 <w:sz w:val="26"/>
@@ -2657,7 +2959,7 @@
             </w:pPr>
             <w:r>
               <w:rPr>
-                <w:rFonts w:ascii="Times New Roman" w:hAnsi="Times New Roman" w:eastAsia="Times New Roman"/>
+                <w:rFonts w:ascii="Times New Roman" w:hAnsi="Times New Roman" w:eastAsia="Times New Roman" w:cs="Times New Roman"/>
                 <w:b/>
                 <w:i w:val="0"/>
                 <w:sz w:val="26"/>
@@ -2671,7 +2973,7 @@
             </w:pPr>
             <w:r>
               <w:rPr>
-                <w:rFonts w:ascii="Times New Roman" w:hAnsi="Times New Roman" w:eastAsia="Times New Roman"/>
+                <w:rFonts w:ascii="Times New Roman" w:hAnsi="Times New Roman" w:eastAsia="Times New Roman" w:cs="Times New Roman"/>
                 <w:b/>
                 <w:i w:val="0"/>
                 <w:sz w:val="26"/>

--- a/KHBD_Tin_học/Lớp_8/Tuần_08/KHBD_Tin_hoc_Lớp_8_Tiet08_Bai_5_Su_dung_bang_tinh_giai_quyet_bai_toan_thuc_te_Tiet_1.docx
+++ b/KHBD_Tin_học/Lớp_8/Tuần_08/KHBD_Tin_hoc_Lớp_8_Tiet08_Bai_5_Su_dung_bang_tinh_giai_quyet_bai_toan_thuc_te_Tiet_1.docx
@@ -387,34 +387,30 @@
     </w:p>
     <w:p>
       <w:pPr>
-        <w:spacing w:line="276" w:lineRule="auto" w:after="60" w:before="0"/>
-        <w:ind w:firstLine="0" w:left="850"/>
-        <w:jc w:val="both"/>
-      </w:pPr>
-      <w:r>
-        <w:rPr>
-          <w:rFonts w:ascii="Times New Roman" w:hAnsi="Times New Roman" w:eastAsia="Times New Roman" w:cs="Times New Roman"/>
-          <w:b w:val="0"/>
-          <w:i w:val="0"/>
-          <w:sz w:val="26"/>
-        </w:rPr>
-        <w:t>- Miền I. Khai thác dữ liệu và thông tin (thành tố 1.1. Duyệt, tìm kiếm và lọc dữ liệu, thông tin và nội dung số – Bậc 4): Khai thác thông tin số phục vụ bài học. (Đạt được thông qua Hoạt động 2)</w:t>
-      </w:r>
-    </w:p>
-    <w:p>
-      <w:pPr>
-        <w:spacing w:line="276" w:lineRule="auto" w:after="60" w:before="0"/>
-        <w:ind w:firstLine="0" w:left="850"/>
-        <w:jc w:val="both"/>
-      </w:pPr>
-      <w:r>
-        <w:rPr>
-          <w:rFonts w:ascii="Times New Roman" w:hAnsi="Times New Roman" w:eastAsia="Times New Roman" w:cs="Times New Roman"/>
-          <w:b w:val="0"/>
-          <w:i w:val="0"/>
-          <w:sz w:val="26"/>
-        </w:rPr>
-        <w:t>- Miền IV. An toàn (thành tố 4.1. Bảo vệ thiết bị và nội dung số – Bậc 4): Tuân thủ quy tắc an toàn thiết bị và bảo vệ dữ liệu. (Đạt được thông qua Hoạt động 3, Hoạt động 4)</w:t>
+        <w:spacing w:line="276" w:lineRule="auto" w:after="0" w:before="0"/>
+        <w:ind w:left="850" w:firstLine="0"/>
+        <w:jc w:val="both"/>
+      </w:pPr>
+      <w:r>
+        <w:rPr>
+          <w:rFonts w:ascii="Times New Roman" w:hAnsi="Times New Roman" w:cs="Times New Roman"/>
+          <w:sz w:val="26"/>
+        </w:rPr>
+        <w:t>- 1.3.CB4a: Sắp xếp được thông tin, dữ liệu, nội dung để dễ dàng lưu trữ và truy xuất. (Tổ chức, xử lý và quản lý dữ liệu hiệu quả trên phần mềm bảng tính). (Đạt được thông qua Hoạt động 2)</w:t>
+      </w:r>
+    </w:p>
+    <w:p>
+      <w:pPr>
+        <w:spacing w:line="276" w:lineRule="auto" w:after="0" w:before="0"/>
+        <w:ind w:left="850" w:firstLine="0"/>
+        <w:jc w:val="both"/>
+      </w:pPr>
+      <w:r>
+        <w:rPr>
+          <w:rFonts w:ascii="Times New Roman" w:hAnsi="Times New Roman" w:cs="Times New Roman"/>
+          <w:sz w:val="26"/>
+        </w:rPr>
+        <w:t>- 5.1.CB4a: Phân biệt được các vấn đề kỹ thuật khi vận hành thiết bị và sử dụng môi trường số. (Sử dụng công thức và tính toán tự động để giải quyết bài toán thực tế). (Đạt được thông qua Hoạt động 3, Hoạt động 4)</w:t>
       </w:r>
     </w:p>
     <w:p>
